--- a/docs/manuals/dm/DM07-文件詳細頁.docx
+++ b/docs/manuals/dm/DM07-文件詳細頁.docx
@@ -7,6 +7,8 @@
         <w:spacing w:after="0"/>
         <w:jc w:val="center"/>
       </w:pPr>
+      <w:bookmarkStart w:id="0" w:name="_GoBack"/>
+      <w:bookmarkEnd w:id="0"/>
     </w:p>
     <w:p>
       <w:pPr>
@@ -155,7 +157,13 @@
         <w:rPr>
           <w:sz w:val="44"/>
         </w:rPr>
-        <w:t>DM07 文件詳細頁</w:t>
+        <w:t xml:space="preserve">DM07 </w:t>
+      </w:r>
+      <w:r>
+        <w:rPr>
+          <w:sz w:val="44"/>
+        </w:rPr>
+        <w:t>文件詳細頁</w:t>
       </w:r>
     </w:p>
     <w:p>
@@ -191,20 +199,26 @@
     <w:tbl>
       <w:tblPr>
         <w:tblStyle w:val="aff2"/>
-        <w:tblW w:type="auto" w:w="0"/>
+        <w:tblW w:w="0" w:type="auto"/>
         <w:jc w:val="center"/>
-        <w:tblLook w:firstColumn="1" w:firstRow="1" w:lastColumn="0" w:lastRow="0" w:noHBand="0" w:noVBand="1" w:val="04A0"/>
+        <w:tblLook w:val="04A0" w:firstRow="1" w:lastRow="0" w:firstColumn="1" w:lastColumn="0" w:noHBand="0" w:noVBand="1"/>
       </w:tblPr>
       <w:tblGrid>
-        <w:gridCol w:w="4680"/>
-        <w:gridCol w:w="4680"/>
+        <w:gridCol w:w="2160"/>
+        <w:gridCol w:w="3600"/>
       </w:tblGrid>
       <w:tr>
+        <w:trPr>
+          <w:jc w:val="center"/>
+        </w:trPr>
         <w:tc>
           <w:tcPr>
-            <w:tcW w:type="dxa" w:w="2160"/>
+            <w:tcW w:w="2160" w:type="dxa"/>
           </w:tcPr>
           <w:p>
+            <w:pPr>
+              <w:spacing w:before="60" w:after="60"/>
+            </w:pPr>
             <w:r>
               <w:t>版本</w:t>
             </w:r>
@@ -212,9 +226,12 @@
         </w:tc>
         <w:tc>
           <w:tcPr>
-            <w:tcW w:type="dxa" w:w="3600"/>
+            <w:tcW w:w="3600" w:type="dxa"/>
           </w:tcPr>
           <w:p>
+            <w:pPr>
+              <w:spacing w:before="60" w:after="60"/>
+            </w:pPr>
             <w:r>
               <w:t>1.0</w:t>
             </w:r>
@@ -222,11 +239,17 @@
         </w:tc>
       </w:tr>
       <w:tr>
+        <w:trPr>
+          <w:jc w:val="center"/>
+        </w:trPr>
         <w:tc>
           <w:tcPr>
-            <w:tcW w:type="dxa" w:w="2160"/>
+            <w:tcW w:w="2160" w:type="dxa"/>
           </w:tcPr>
           <w:p>
+            <w:pPr>
+              <w:spacing w:before="60" w:after="60"/>
+            </w:pPr>
             <w:r>
               <w:t>建立日期</w:t>
             </w:r>
@@ -234,21 +257,30 @@
         </w:tc>
         <w:tc>
           <w:tcPr>
-            <w:tcW w:type="dxa" w:w="3600"/>
+            <w:tcW w:w="3600" w:type="dxa"/>
           </w:tcPr>
           <w:p>
+            <w:pPr>
+              <w:spacing w:before="60" w:after="60"/>
+            </w:pPr>
             <w:r>
-              <w:t>2026/10/19</w:t>
+              <w:t>2026/10/20</w:t>
             </w:r>
           </w:p>
         </w:tc>
       </w:tr>
       <w:tr>
+        <w:trPr>
+          <w:jc w:val="center"/>
+        </w:trPr>
         <w:tc>
           <w:tcPr>
-            <w:tcW w:type="dxa" w:w="2160"/>
+            <w:tcW w:w="2160" w:type="dxa"/>
           </w:tcPr>
           <w:p>
+            <w:pPr>
+              <w:spacing w:before="60" w:after="60"/>
+            </w:pPr>
             <w:r>
               <w:t>更新日期</w:t>
             </w:r>
@@ -256,19 +288,27 @@
         </w:tc>
         <w:tc>
           <w:tcPr>
-            <w:tcW w:type="dxa" w:w="3600"/>
+            <w:tcW w:w="3600" w:type="dxa"/>
           </w:tcPr>
           <w:p>
-            <w:r/>
+            <w:pPr>
+              <w:spacing w:before="60" w:after="60"/>
+            </w:pPr>
           </w:p>
         </w:tc>
       </w:tr>
       <w:tr>
+        <w:trPr>
+          <w:jc w:val="center"/>
+        </w:trPr>
         <w:tc>
           <w:tcPr>
-            <w:tcW w:type="dxa" w:w="2160"/>
+            <w:tcW w:w="2160" w:type="dxa"/>
           </w:tcPr>
           <w:p>
+            <w:pPr>
+              <w:spacing w:before="60" w:after="60"/>
+            </w:pPr>
             <w:r>
               <w:t>作者</w:t>
             </w:r>
@@ -276,9 +316,12 @@
         </w:tc>
         <w:tc>
           <w:tcPr>
-            <w:tcW w:type="dxa" w:w="3600"/>
+            <w:tcW w:w="3600" w:type="dxa"/>
           </w:tcPr>
           <w:p>
+            <w:pPr>
+              <w:spacing w:before="60" w:after="60"/>
+            </w:pPr>
             <w:r>
               <w:t>朱可棠</w:t>
             </w:r>
@@ -289,31 +332,38 @@
     <w:p>
       <w:pPr>
         <w:pStyle w:val="Heading1NoTOC"/>
-        <w:pageBreakBefore/>
       </w:pPr>
       <w:r>
-        <w:t>文件制/修訂履歷</w:t>
+        <w:lastRenderedPageBreak/>
+        <w:t>文件制</w:t>
+      </w:r>
+      <w:r>
+        <w:t>/</w:t>
+      </w:r>
+      <w:r>
+        <w:t>修訂履歷</w:t>
       </w:r>
     </w:p>
     <w:tbl>
       <w:tblPr>
         <w:tblStyle w:val="aff2"/>
-        <w:tblW w:type="auto" w:w="0"/>
-        <w:tblLook w:firstColumn="1" w:firstRow="1" w:lastColumn="0" w:lastRow="0" w:noHBand="0" w:noVBand="1" w:val="04A0"/>
+        <w:tblW w:w="0" w:type="auto"/>
+        <w:tblLook w:val="04A0" w:firstRow="1" w:lastRow="0" w:firstColumn="1" w:lastColumn="0" w:noHBand="0" w:noVBand="1"/>
       </w:tblPr>
       <w:tblGrid>
-        <w:gridCol w:w="2340"/>
-        <w:gridCol w:w="2340"/>
-        <w:gridCol w:w="2340"/>
-        <w:gridCol w:w="2340"/>
+        <w:gridCol w:w="1151"/>
+        <w:gridCol w:w="1729"/>
+        <w:gridCol w:w="4320"/>
+        <w:gridCol w:w="2160"/>
       </w:tblGrid>
       <w:tr>
         <w:tc>
           <w:tcPr>
-            <w:tcW w:type="dxa" w:w="1151"/>
+            <w:tcW w:w="1151" w:type="dxa"/>
           </w:tcPr>
           <w:p>
             <w:pPr>
+              <w:spacing w:before="60" w:after="60"/>
               <w:jc w:val="center"/>
             </w:pPr>
             <w:r>
@@ -326,10 +376,11 @@
         </w:tc>
         <w:tc>
           <w:tcPr>
-            <w:tcW w:type="dxa" w:w="1729"/>
+            <w:tcW w:w="1729" w:type="dxa"/>
           </w:tcPr>
           <w:p>
             <w:pPr>
+              <w:spacing w:before="60" w:after="60"/>
               <w:jc w:val="center"/>
             </w:pPr>
             <w:r>
@@ -342,10 +393,11 @@
         </w:tc>
         <w:tc>
           <w:tcPr>
-            <w:tcW w:type="dxa" w:w="4320"/>
+            <w:tcW w:w="4320" w:type="dxa"/>
           </w:tcPr>
           <w:p>
             <w:pPr>
+              <w:spacing w:before="60" w:after="60"/>
               <w:jc w:val="center"/>
             </w:pPr>
             <w:r>
@@ -358,10 +410,11 @@
         </w:tc>
         <w:tc>
           <w:tcPr>
-            <w:tcW w:type="dxa" w:w="2160"/>
+            <w:tcW w:w="2160" w:type="dxa"/>
           </w:tcPr>
           <w:p>
             <w:pPr>
+              <w:spacing w:before="60" w:after="60"/>
               <w:jc w:val="center"/>
             </w:pPr>
             <w:r>
@@ -376,10 +429,11 @@
       <w:tr>
         <w:tc>
           <w:tcPr>
-            <w:tcW w:type="dxa" w:w="1151"/>
+            <w:tcW w:w="1151" w:type="dxa"/>
           </w:tcPr>
           <w:p>
             <w:pPr>
+              <w:spacing w:before="60" w:after="60"/>
               <w:jc w:val="center"/>
             </w:pPr>
             <w:r>
@@ -389,22 +443,26 @@
         </w:tc>
         <w:tc>
           <w:tcPr>
-            <w:tcW w:type="dxa" w:w="1729"/>
+            <w:tcW w:w="1729" w:type="dxa"/>
           </w:tcPr>
           <w:p>
             <w:pPr>
+              <w:spacing w:before="60" w:after="60"/>
               <w:jc w:val="center"/>
             </w:pPr>
             <w:r>
-              <w:t>2026/10/19</w:t>
+              <w:t>2026/10/20</w:t>
             </w:r>
           </w:p>
         </w:tc>
         <w:tc>
           <w:tcPr>
-            <w:tcW w:type="dxa" w:w="4320"/>
+            <w:tcW w:w="4320" w:type="dxa"/>
           </w:tcPr>
           <w:p>
+            <w:pPr>
+              <w:spacing w:before="60" w:after="60"/>
+            </w:pPr>
             <w:r>
               <w:t>初次發行</w:t>
             </w:r>
@@ -412,10 +470,11 @@
         </w:tc>
         <w:tc>
           <w:tcPr>
-            <w:tcW w:type="dxa" w:w="2160"/>
+            <w:tcW w:w="2160" w:type="dxa"/>
           </w:tcPr>
           <w:p>
             <w:pPr>
+              <w:spacing w:before="60" w:after="60"/>
               <w:jc w:val="center"/>
             </w:pPr>
             <w:r>
@@ -428,25 +487,1124 @@
     <w:p>
       <w:pPr>
         <w:pStyle w:val="Heading1NoTOC"/>
-        <w:pageBreakBefore/>
       </w:pPr>
       <w:r>
+        <w:lastRenderedPageBreak/>
         <w:t>目錄</w:t>
       </w:r>
     </w:p>
     <w:p>
+      <w:pPr>
+        <w:pStyle w:val="14"/>
+        <w:tabs>
+          <w:tab w:val="right" w:leader="dot" w:pos="9350"/>
+        </w:tabs>
+        <w:rPr>
+          <w:rFonts w:asciiTheme="minorHAnsi" w:eastAsiaTheme="minorEastAsia" w:hAnsiTheme="minorHAnsi" w:cstheme="minorBidi"/>
+          <w:noProof/>
+          <w:color w:val="auto"/>
+          <w:kern w:val="2"/>
+          <w:szCs w:val="22"/>
+        </w:rPr>
+      </w:pPr>
       <w:r>
         <w:fldChar w:fldCharType="begin"/>
-        <w:instrText xml:space="preserve">TOC \o "1-2" \h \z \u</w:instrText>
+      </w:r>
+      <w:r>
+        <w:instrText>TOC \o "1-2" \h \z \u</w:instrText>
+      </w:r>
+      <w:r>
         <w:fldChar w:fldCharType="separate"/>
-        <w:t>目錄將於開啟文件時自動更新</w:t>
+      </w:r>
+      <w:hyperlink w:anchor="_Toc243386804" w:history="1">
+        <w:r>
+          <w:rPr>
+            <w:rStyle w:val="affb"/>
+            <w:rFonts w:hint="eastAsia"/>
+            <w:noProof/>
+          </w:rPr>
+          <w:t>壹、作業說明</w:t>
+        </w:r>
+        <w:r>
+          <w:rPr>
+            <w:noProof/>
+            <w:webHidden/>
+          </w:rPr>
+          <w:tab/>
+        </w:r>
+        <w:r>
+          <w:rPr>
+            <w:noProof/>
+            <w:webHidden/>
+          </w:rPr>
+          <w:fldChar w:fldCharType="begin"/>
+        </w:r>
+        <w:r>
+          <w:rPr>
+            <w:noProof/>
+            <w:webHidden/>
+          </w:rPr>
+          <w:instrText xml:space="preserve"> PAGEREF _Toc243386804 \h </w:instrText>
+        </w:r>
+        <w:r>
+          <w:rPr>
+            <w:noProof/>
+            <w:webHidden/>
+          </w:rPr>
+        </w:r>
+        <w:r>
+          <w:rPr>
+            <w:noProof/>
+            <w:webHidden/>
+          </w:rPr>
+          <w:fldChar w:fldCharType="separate"/>
+        </w:r>
+        <w:r>
+          <w:rPr>
+            <w:noProof/>
+            <w:webHidden/>
+          </w:rPr>
+          <w:t>1</w:t>
+        </w:r>
+        <w:r>
+          <w:rPr>
+            <w:noProof/>
+            <w:webHidden/>
+          </w:rPr>
+          <w:fldChar w:fldCharType="end"/>
+        </w:r>
+      </w:hyperlink>
+    </w:p>
+    <w:p>
+      <w:pPr>
+        <w:pStyle w:val="2a"/>
+        <w:tabs>
+          <w:tab w:val="right" w:leader="dot" w:pos="9350"/>
+        </w:tabs>
+        <w:rPr>
+          <w:rFonts w:asciiTheme="minorHAnsi" w:eastAsiaTheme="minorEastAsia" w:hAnsiTheme="minorHAnsi" w:cstheme="minorBidi"/>
+          <w:noProof/>
+          <w:color w:val="auto"/>
+          <w:kern w:val="2"/>
+          <w:szCs w:val="22"/>
+        </w:rPr>
+      </w:pPr>
+      <w:hyperlink w:anchor="_Toc243386805" w:history="1">
+        <w:r>
+          <w:rPr>
+            <w:rStyle w:val="affb"/>
+            <w:rFonts w:hint="eastAsia"/>
+            <w:noProof/>
+          </w:rPr>
+          <w:t>一、使用情境</w:t>
+        </w:r>
+        <w:r>
+          <w:rPr>
+            <w:noProof/>
+            <w:webHidden/>
+          </w:rPr>
+          <w:tab/>
+        </w:r>
+        <w:r>
+          <w:rPr>
+            <w:noProof/>
+            <w:webHidden/>
+          </w:rPr>
+          <w:fldChar w:fldCharType="begin"/>
+        </w:r>
+        <w:r>
+          <w:rPr>
+            <w:noProof/>
+            <w:webHidden/>
+          </w:rPr>
+          <w:instrText xml:space="preserve"> PAGEREF _Toc243386805 \h </w:instrText>
+        </w:r>
+        <w:r>
+          <w:rPr>
+            <w:noProof/>
+            <w:webHidden/>
+          </w:rPr>
+        </w:r>
+        <w:r>
+          <w:rPr>
+            <w:noProof/>
+            <w:webHidden/>
+          </w:rPr>
+          <w:fldChar w:fldCharType="separate"/>
+        </w:r>
+        <w:r>
+          <w:rPr>
+            <w:noProof/>
+            <w:webHidden/>
+          </w:rPr>
+          <w:t>1</w:t>
+        </w:r>
+        <w:r>
+          <w:rPr>
+            <w:noProof/>
+            <w:webHidden/>
+          </w:rPr>
+          <w:fldChar w:fldCharType="end"/>
+        </w:r>
+      </w:hyperlink>
+    </w:p>
+    <w:p>
+      <w:pPr>
+        <w:pStyle w:val="2a"/>
+        <w:tabs>
+          <w:tab w:val="right" w:leader="dot" w:pos="9350"/>
+        </w:tabs>
+        <w:rPr>
+          <w:rFonts w:asciiTheme="minorHAnsi" w:eastAsiaTheme="minorEastAsia" w:hAnsiTheme="minorHAnsi" w:cstheme="minorBidi"/>
+          <w:noProof/>
+          <w:color w:val="auto"/>
+          <w:kern w:val="2"/>
+          <w:szCs w:val="22"/>
+        </w:rPr>
+      </w:pPr>
+      <w:hyperlink w:anchor="_Toc243386806" w:history="1">
+        <w:r>
+          <w:rPr>
+            <w:rStyle w:val="affb"/>
+            <w:rFonts w:hint="eastAsia"/>
+            <w:noProof/>
+          </w:rPr>
+          <w:t>二、進入路徑</w:t>
+        </w:r>
+        <w:r>
+          <w:rPr>
+            <w:noProof/>
+            <w:webHidden/>
+          </w:rPr>
+          <w:tab/>
+        </w:r>
+        <w:r>
+          <w:rPr>
+            <w:noProof/>
+            <w:webHidden/>
+          </w:rPr>
+          <w:fldChar w:fldCharType="begin"/>
+        </w:r>
+        <w:r>
+          <w:rPr>
+            <w:noProof/>
+            <w:webHidden/>
+          </w:rPr>
+          <w:instrText xml:space="preserve"> PAGEREF _Toc243386806 \h </w:instrText>
+        </w:r>
+        <w:r>
+          <w:rPr>
+            <w:noProof/>
+            <w:webHidden/>
+          </w:rPr>
+        </w:r>
+        <w:r>
+          <w:rPr>
+            <w:noProof/>
+            <w:webHidden/>
+          </w:rPr>
+          <w:fldChar w:fldCharType="separate"/>
+        </w:r>
+        <w:r>
+          <w:rPr>
+            <w:noProof/>
+            <w:webHidden/>
+          </w:rPr>
+          <w:t>1</w:t>
+        </w:r>
+        <w:r>
+          <w:rPr>
+            <w:noProof/>
+            <w:webHidden/>
+          </w:rPr>
+          <w:fldChar w:fldCharType="end"/>
+        </w:r>
+      </w:hyperlink>
+    </w:p>
+    <w:p>
+      <w:pPr>
+        <w:pStyle w:val="14"/>
+        <w:tabs>
+          <w:tab w:val="right" w:leader="dot" w:pos="9350"/>
+        </w:tabs>
+        <w:rPr>
+          <w:rFonts w:asciiTheme="minorHAnsi" w:eastAsiaTheme="minorEastAsia" w:hAnsiTheme="minorHAnsi" w:cstheme="minorBidi"/>
+          <w:noProof/>
+          <w:color w:val="auto"/>
+          <w:kern w:val="2"/>
+          <w:szCs w:val="22"/>
+        </w:rPr>
+      </w:pPr>
+      <w:hyperlink w:anchor="_Toc243386807" w:history="1">
+        <w:r>
+          <w:rPr>
+            <w:rStyle w:val="affb"/>
+            <w:rFonts w:hint="eastAsia"/>
+            <w:noProof/>
+          </w:rPr>
+          <w:t>貳、操作說明</w:t>
+        </w:r>
+        <w:r>
+          <w:rPr>
+            <w:noProof/>
+            <w:webHidden/>
+          </w:rPr>
+          <w:tab/>
+        </w:r>
+        <w:r>
+          <w:rPr>
+            <w:noProof/>
+            <w:webHidden/>
+          </w:rPr>
+          <w:fldChar w:fldCharType="begin"/>
+        </w:r>
+        <w:r>
+          <w:rPr>
+            <w:noProof/>
+            <w:webHidden/>
+          </w:rPr>
+          <w:instrText xml:space="preserve"> PAGEREF _Toc243386807 \h </w:instrText>
+        </w:r>
+        <w:r>
+          <w:rPr>
+            <w:noProof/>
+            <w:webHidden/>
+          </w:rPr>
+        </w:r>
+        <w:r>
+          <w:rPr>
+            <w:noProof/>
+            <w:webHidden/>
+          </w:rPr>
+          <w:fldChar w:fldCharType="separate"/>
+        </w:r>
+        <w:r>
+          <w:rPr>
+            <w:noProof/>
+            <w:webHidden/>
+          </w:rPr>
+          <w:t>2</w:t>
+        </w:r>
+        <w:r>
+          <w:rPr>
+            <w:noProof/>
+            <w:webHidden/>
+          </w:rPr>
+          <w:fldChar w:fldCharType="end"/>
+        </w:r>
+      </w:hyperlink>
+    </w:p>
+    <w:p>
+      <w:pPr>
+        <w:pStyle w:val="2a"/>
+        <w:tabs>
+          <w:tab w:val="right" w:leader="dot" w:pos="9350"/>
+        </w:tabs>
+        <w:rPr>
+          <w:rFonts w:asciiTheme="minorHAnsi" w:eastAsiaTheme="minorEastAsia" w:hAnsiTheme="minorHAnsi" w:cstheme="minorBidi"/>
+          <w:noProof/>
+          <w:color w:val="auto"/>
+          <w:kern w:val="2"/>
+          <w:szCs w:val="22"/>
+        </w:rPr>
+      </w:pPr>
+      <w:hyperlink w:anchor="_Toc243386808" w:history="1">
+        <w:r>
+          <w:rPr>
+            <w:rStyle w:val="affb"/>
+            <w:rFonts w:hint="eastAsia"/>
+            <w:noProof/>
+          </w:rPr>
+          <w:t>一、畫面與前置設定</w:t>
+        </w:r>
+        <w:r>
+          <w:rPr>
+            <w:noProof/>
+            <w:webHidden/>
+          </w:rPr>
+          <w:tab/>
+        </w:r>
+        <w:r>
+          <w:rPr>
+            <w:noProof/>
+            <w:webHidden/>
+          </w:rPr>
+          <w:fldChar w:fldCharType="begin"/>
+        </w:r>
+        <w:r>
+          <w:rPr>
+            <w:noProof/>
+            <w:webHidden/>
+          </w:rPr>
+          <w:instrText xml:space="preserve"> PAGEREF _Toc243386808 \h </w:instrText>
+        </w:r>
+        <w:r>
+          <w:rPr>
+            <w:noProof/>
+            <w:webHidden/>
+          </w:rPr>
+        </w:r>
+        <w:r>
+          <w:rPr>
+            <w:noProof/>
+            <w:webHidden/>
+          </w:rPr>
+          <w:fldChar w:fldCharType="separate"/>
+        </w:r>
+        <w:r>
+          <w:rPr>
+            <w:noProof/>
+            <w:webHidden/>
+          </w:rPr>
+          <w:t>2</w:t>
+        </w:r>
+        <w:r>
+          <w:rPr>
+            <w:noProof/>
+            <w:webHidden/>
+          </w:rPr>
+          <w:fldChar w:fldCharType="end"/>
+        </w:r>
+      </w:hyperlink>
+    </w:p>
+    <w:p>
+      <w:pPr>
+        <w:pStyle w:val="2a"/>
+        <w:tabs>
+          <w:tab w:val="right" w:leader="dot" w:pos="9350"/>
+        </w:tabs>
+        <w:rPr>
+          <w:rFonts w:asciiTheme="minorHAnsi" w:eastAsiaTheme="minorEastAsia" w:hAnsiTheme="minorHAnsi" w:cstheme="minorBidi"/>
+          <w:noProof/>
+          <w:color w:val="auto"/>
+          <w:kern w:val="2"/>
+          <w:szCs w:val="22"/>
+        </w:rPr>
+      </w:pPr>
+      <w:hyperlink w:anchor="_Toc243386809" w:history="1">
+        <w:r>
+          <w:rPr>
+            <w:rStyle w:val="affb"/>
+            <w:rFonts w:hint="eastAsia"/>
+            <w:noProof/>
+          </w:rPr>
+          <w:t>二、預覽與下載目前版本</w:t>
+        </w:r>
+        <w:r>
+          <w:rPr>
+            <w:noProof/>
+            <w:webHidden/>
+          </w:rPr>
+          <w:tab/>
+        </w:r>
+        <w:r>
+          <w:rPr>
+            <w:noProof/>
+            <w:webHidden/>
+          </w:rPr>
+          <w:fldChar w:fldCharType="begin"/>
+        </w:r>
+        <w:r>
+          <w:rPr>
+            <w:noProof/>
+            <w:webHidden/>
+          </w:rPr>
+          <w:instrText xml:space="preserve"> PAGEREF _Toc243386809 \h </w:instrText>
+        </w:r>
+        <w:r>
+          <w:rPr>
+            <w:noProof/>
+            <w:webHidden/>
+          </w:rPr>
+        </w:r>
+        <w:r>
+          <w:rPr>
+            <w:noProof/>
+            <w:webHidden/>
+          </w:rPr>
+          <w:fldChar w:fldCharType="separate"/>
+        </w:r>
+        <w:r>
+          <w:rPr>
+            <w:noProof/>
+            <w:webHidden/>
+          </w:rPr>
+          <w:t>2</w:t>
+        </w:r>
+        <w:r>
+          <w:rPr>
+            <w:noProof/>
+            <w:webHidden/>
+          </w:rPr>
+          <w:fldChar w:fldCharType="end"/>
+        </w:r>
+      </w:hyperlink>
+    </w:p>
+    <w:p>
+      <w:pPr>
+        <w:pStyle w:val="2a"/>
+        <w:tabs>
+          <w:tab w:val="right" w:leader="dot" w:pos="9350"/>
+        </w:tabs>
+        <w:rPr>
+          <w:rFonts w:asciiTheme="minorHAnsi" w:eastAsiaTheme="minorEastAsia" w:hAnsiTheme="minorHAnsi" w:cstheme="minorBidi"/>
+          <w:noProof/>
+          <w:color w:val="auto"/>
+          <w:kern w:val="2"/>
+          <w:szCs w:val="22"/>
+        </w:rPr>
+      </w:pPr>
+      <w:hyperlink w:anchor="_Toc243386810" w:history="1">
+        <w:r>
+          <w:rPr>
+            <w:rStyle w:val="affb"/>
+            <w:rFonts w:hint="eastAsia"/>
+            <w:noProof/>
+          </w:rPr>
+          <w:t>三、查看版本歷程</w:t>
+        </w:r>
+        <w:r>
+          <w:rPr>
+            <w:noProof/>
+            <w:webHidden/>
+          </w:rPr>
+          <w:tab/>
+        </w:r>
+        <w:r>
+          <w:rPr>
+            <w:noProof/>
+            <w:webHidden/>
+          </w:rPr>
+          <w:fldChar w:fldCharType="begin"/>
+        </w:r>
+        <w:r>
+          <w:rPr>
+            <w:noProof/>
+            <w:webHidden/>
+          </w:rPr>
+          <w:instrText xml:space="preserve"> PAGEREF _Toc243386810 \h </w:instrText>
+        </w:r>
+        <w:r>
+          <w:rPr>
+            <w:noProof/>
+            <w:webHidden/>
+          </w:rPr>
+        </w:r>
+        <w:r>
+          <w:rPr>
+            <w:noProof/>
+            <w:webHidden/>
+          </w:rPr>
+          <w:fldChar w:fldCharType="separate"/>
+        </w:r>
+        <w:r>
+          <w:rPr>
+            <w:noProof/>
+            <w:webHidden/>
+          </w:rPr>
+          <w:t>3</w:t>
+        </w:r>
+        <w:r>
+          <w:rPr>
+            <w:noProof/>
+            <w:webHidden/>
+          </w:rPr>
+          <w:fldChar w:fldCharType="end"/>
+        </w:r>
+      </w:hyperlink>
+    </w:p>
+    <w:p>
+      <w:pPr>
+        <w:pStyle w:val="2a"/>
+        <w:tabs>
+          <w:tab w:val="right" w:leader="dot" w:pos="9350"/>
+        </w:tabs>
+        <w:rPr>
+          <w:rFonts w:asciiTheme="minorHAnsi" w:eastAsiaTheme="minorEastAsia" w:hAnsiTheme="minorHAnsi" w:cstheme="minorBidi"/>
+          <w:noProof/>
+          <w:color w:val="auto"/>
+          <w:kern w:val="2"/>
+          <w:szCs w:val="22"/>
+        </w:rPr>
+      </w:pPr>
+      <w:hyperlink w:anchor="_Toc243386811" w:history="1">
+        <w:r>
+          <w:rPr>
+            <w:rStyle w:val="affb"/>
+            <w:rFonts w:hint="eastAsia"/>
+            <w:noProof/>
+          </w:rPr>
+          <w:t>四、編輯新版本</w:t>
+        </w:r>
+        <w:r>
+          <w:rPr>
+            <w:noProof/>
+            <w:webHidden/>
+          </w:rPr>
+          <w:tab/>
+        </w:r>
+        <w:r>
+          <w:rPr>
+            <w:noProof/>
+            <w:webHidden/>
+          </w:rPr>
+          <w:fldChar w:fldCharType="begin"/>
+        </w:r>
+        <w:r>
+          <w:rPr>
+            <w:noProof/>
+            <w:webHidden/>
+          </w:rPr>
+          <w:instrText xml:space="preserve"> PAGEREF _Toc243386811 \h </w:instrText>
+        </w:r>
+        <w:r>
+          <w:rPr>
+            <w:noProof/>
+            <w:webHidden/>
+          </w:rPr>
+        </w:r>
+        <w:r>
+          <w:rPr>
+            <w:noProof/>
+            <w:webHidden/>
+          </w:rPr>
+          <w:fldChar w:fldCharType="separate"/>
+        </w:r>
+        <w:r>
+          <w:rPr>
+            <w:noProof/>
+            <w:webHidden/>
+          </w:rPr>
+          <w:t>3</w:t>
+        </w:r>
+        <w:r>
+          <w:rPr>
+            <w:noProof/>
+            <w:webHidden/>
+          </w:rPr>
+          <w:fldChar w:fldCharType="end"/>
+        </w:r>
+      </w:hyperlink>
+    </w:p>
+    <w:p>
+      <w:pPr>
+        <w:pStyle w:val="2a"/>
+        <w:tabs>
+          <w:tab w:val="right" w:leader="dot" w:pos="9350"/>
+        </w:tabs>
+        <w:rPr>
+          <w:rFonts w:asciiTheme="minorHAnsi" w:eastAsiaTheme="minorEastAsia" w:hAnsiTheme="minorHAnsi" w:cstheme="minorBidi"/>
+          <w:noProof/>
+          <w:color w:val="auto"/>
+          <w:kern w:val="2"/>
+          <w:szCs w:val="22"/>
+        </w:rPr>
+      </w:pPr>
+      <w:hyperlink w:anchor="_Toc243386812" w:history="1">
+        <w:r>
+          <w:rPr>
+            <w:rStyle w:val="affb"/>
+            <w:rFonts w:hint="eastAsia"/>
+            <w:noProof/>
+          </w:rPr>
+          <w:t>五、申請廢止文件</w:t>
+        </w:r>
+        <w:r>
+          <w:rPr>
+            <w:noProof/>
+            <w:webHidden/>
+          </w:rPr>
+          <w:tab/>
+        </w:r>
+        <w:r>
+          <w:rPr>
+            <w:noProof/>
+            <w:webHidden/>
+          </w:rPr>
+          <w:fldChar w:fldCharType="begin"/>
+        </w:r>
+        <w:r>
+          <w:rPr>
+            <w:noProof/>
+            <w:webHidden/>
+          </w:rPr>
+          <w:instrText xml:space="preserve"> PAGEREF _Toc243386812 \h </w:instrText>
+        </w:r>
+        <w:r>
+          <w:rPr>
+            <w:noProof/>
+            <w:webHidden/>
+          </w:rPr>
+        </w:r>
+        <w:r>
+          <w:rPr>
+            <w:noProof/>
+            <w:webHidden/>
+          </w:rPr>
+          <w:fldChar w:fldCharType="separate"/>
+        </w:r>
+        <w:r>
+          <w:rPr>
+            <w:noProof/>
+            <w:webHidden/>
+          </w:rPr>
+          <w:t>3</w:t>
+        </w:r>
+        <w:r>
+          <w:rPr>
+            <w:noProof/>
+            <w:webHidden/>
+          </w:rPr>
+          <w:fldChar w:fldCharType="end"/>
+        </w:r>
+      </w:hyperlink>
+    </w:p>
+    <w:p>
+      <w:pPr>
+        <w:pStyle w:val="2a"/>
+        <w:tabs>
+          <w:tab w:val="right" w:leader="dot" w:pos="9350"/>
+        </w:tabs>
+        <w:rPr>
+          <w:rFonts w:asciiTheme="minorHAnsi" w:eastAsiaTheme="minorEastAsia" w:hAnsiTheme="minorHAnsi" w:cstheme="minorBidi"/>
+          <w:noProof/>
+          <w:color w:val="auto"/>
+          <w:kern w:val="2"/>
+          <w:szCs w:val="22"/>
+        </w:rPr>
+      </w:pPr>
+      <w:hyperlink w:anchor="_Toc243386813" w:history="1">
+        <w:r>
+          <w:rPr>
+            <w:rStyle w:val="affb"/>
+            <w:rFonts w:hint="eastAsia"/>
+            <w:noProof/>
+          </w:rPr>
+          <w:t>六、送審期間入口暫停使用</w:t>
+        </w:r>
+        <w:r>
+          <w:rPr>
+            <w:noProof/>
+            <w:webHidden/>
+          </w:rPr>
+          <w:tab/>
+        </w:r>
+        <w:r>
+          <w:rPr>
+            <w:noProof/>
+            <w:webHidden/>
+          </w:rPr>
+          <w:fldChar w:fldCharType="begin"/>
+        </w:r>
+        <w:r>
+          <w:rPr>
+            <w:noProof/>
+            <w:webHidden/>
+          </w:rPr>
+          <w:instrText xml:space="preserve"> PAGEREF _Toc243386813 \h </w:instrText>
+        </w:r>
+        <w:r>
+          <w:rPr>
+            <w:noProof/>
+            <w:webHidden/>
+          </w:rPr>
+        </w:r>
+        <w:r>
+          <w:rPr>
+            <w:noProof/>
+            <w:webHidden/>
+          </w:rPr>
+          <w:fldChar w:fldCharType="separate"/>
+        </w:r>
+        <w:r>
+          <w:rPr>
+            <w:noProof/>
+            <w:webHidden/>
+          </w:rPr>
+          <w:t>4</w:t>
+        </w:r>
+        <w:r>
+          <w:rPr>
+            <w:noProof/>
+            <w:webHidden/>
+          </w:rPr>
+          <w:fldChar w:fldCharType="end"/>
+        </w:r>
+      </w:hyperlink>
+    </w:p>
+    <w:p>
+      <w:pPr>
+        <w:pStyle w:val="2a"/>
+        <w:tabs>
+          <w:tab w:val="right" w:leader="dot" w:pos="9350"/>
+        </w:tabs>
+        <w:rPr>
+          <w:rFonts w:asciiTheme="minorHAnsi" w:eastAsiaTheme="minorEastAsia" w:hAnsiTheme="minorHAnsi" w:cstheme="minorBidi"/>
+          <w:noProof/>
+          <w:color w:val="auto"/>
+          <w:kern w:val="2"/>
+          <w:szCs w:val="22"/>
+        </w:rPr>
+      </w:pPr>
+      <w:hyperlink w:anchor="_Toc243386814" w:history="1">
+        <w:r>
+          <w:rPr>
+            <w:rStyle w:val="affb"/>
+            <w:rFonts w:hint="eastAsia"/>
+            <w:noProof/>
+          </w:rPr>
+          <w:t>七、檢視已廢止的文件</w:t>
+        </w:r>
+        <w:r>
+          <w:rPr>
+            <w:noProof/>
+            <w:webHidden/>
+          </w:rPr>
+          <w:tab/>
+        </w:r>
+        <w:r>
+          <w:rPr>
+            <w:noProof/>
+            <w:webHidden/>
+          </w:rPr>
+          <w:fldChar w:fldCharType="begin"/>
+        </w:r>
+        <w:r>
+          <w:rPr>
+            <w:noProof/>
+            <w:webHidden/>
+          </w:rPr>
+          <w:instrText xml:space="preserve"> PAGEREF _Toc243386814 \h </w:instrText>
+        </w:r>
+        <w:r>
+          <w:rPr>
+            <w:noProof/>
+            <w:webHidden/>
+          </w:rPr>
+        </w:r>
+        <w:r>
+          <w:rPr>
+            <w:noProof/>
+            <w:webHidden/>
+          </w:rPr>
+          <w:fldChar w:fldCharType="separate"/>
+        </w:r>
+        <w:r>
+          <w:rPr>
+            <w:noProof/>
+            <w:webHidden/>
+          </w:rPr>
+          <w:t>5</w:t>
+        </w:r>
+        <w:r>
+          <w:rPr>
+            <w:noProof/>
+            <w:webHidden/>
+          </w:rPr>
+          <w:fldChar w:fldCharType="end"/>
+        </w:r>
+      </w:hyperlink>
+    </w:p>
+    <w:p>
+      <w:pPr>
+        <w:pStyle w:val="14"/>
+        <w:tabs>
+          <w:tab w:val="right" w:leader="dot" w:pos="9350"/>
+        </w:tabs>
+        <w:rPr>
+          <w:rFonts w:asciiTheme="minorHAnsi" w:eastAsiaTheme="minorEastAsia" w:hAnsiTheme="minorHAnsi" w:cstheme="minorBidi"/>
+          <w:noProof/>
+          <w:color w:val="auto"/>
+          <w:kern w:val="2"/>
+          <w:szCs w:val="22"/>
+        </w:rPr>
+      </w:pPr>
+      <w:hyperlink w:anchor="_Toc243386815" w:history="1">
+        <w:r>
+          <w:rPr>
+            <w:rStyle w:val="affb"/>
+            <w:rFonts w:hint="eastAsia"/>
+            <w:noProof/>
+          </w:rPr>
+          <w:t>參、常見訊息與處置</w:t>
+        </w:r>
+        <w:r>
+          <w:rPr>
+            <w:noProof/>
+            <w:webHidden/>
+          </w:rPr>
+          <w:tab/>
+        </w:r>
+        <w:r>
+          <w:rPr>
+            <w:noProof/>
+            <w:webHidden/>
+          </w:rPr>
+          <w:fldChar w:fldCharType="begin"/>
+        </w:r>
+        <w:r>
+          <w:rPr>
+            <w:noProof/>
+            <w:webHidden/>
+          </w:rPr>
+          <w:instrText xml:space="preserve"> PAGEREF _Toc243386815 \h </w:instrText>
+        </w:r>
+        <w:r>
+          <w:rPr>
+            <w:noProof/>
+            <w:webHidden/>
+          </w:rPr>
+        </w:r>
+        <w:r>
+          <w:rPr>
+            <w:noProof/>
+            <w:webHidden/>
+          </w:rPr>
+          <w:fldChar w:fldCharType="separate"/>
+        </w:r>
+        <w:r>
+          <w:rPr>
+            <w:noProof/>
+            <w:webHidden/>
+          </w:rPr>
+          <w:t>6</w:t>
+        </w:r>
+        <w:r>
+          <w:rPr>
+            <w:noProof/>
+            <w:webHidden/>
+          </w:rPr>
+          <w:fldChar w:fldCharType="end"/>
+        </w:r>
+      </w:hyperlink>
+    </w:p>
+    <w:p>
+      <w:pPr>
+        <w:pStyle w:val="2a"/>
+        <w:tabs>
+          <w:tab w:val="right" w:leader="dot" w:pos="9350"/>
+        </w:tabs>
+        <w:rPr>
+          <w:rFonts w:asciiTheme="minorHAnsi" w:eastAsiaTheme="minorEastAsia" w:hAnsiTheme="minorHAnsi" w:cstheme="minorBidi"/>
+          <w:noProof/>
+          <w:color w:val="auto"/>
+          <w:kern w:val="2"/>
+          <w:szCs w:val="22"/>
+        </w:rPr>
+      </w:pPr>
+      <w:hyperlink w:anchor="_Toc243386816" w:history="1">
+        <w:r>
+          <w:rPr>
+            <w:rStyle w:val="affb"/>
+            <w:rFonts w:hint="eastAsia"/>
+            <w:noProof/>
+          </w:rPr>
+          <w:t>一、被擋下（動作沒有完成）</w:t>
+        </w:r>
+        <w:r>
+          <w:rPr>
+            <w:noProof/>
+            <w:webHidden/>
+          </w:rPr>
+          <w:tab/>
+        </w:r>
+        <w:r>
+          <w:rPr>
+            <w:noProof/>
+            <w:webHidden/>
+          </w:rPr>
+          <w:fldChar w:fldCharType="begin"/>
+        </w:r>
+        <w:r>
+          <w:rPr>
+            <w:noProof/>
+            <w:webHidden/>
+          </w:rPr>
+          <w:instrText xml:space="preserve"> PAGEREF _Toc243386816 \h </w:instrText>
+        </w:r>
+        <w:r>
+          <w:rPr>
+            <w:noProof/>
+            <w:webHidden/>
+          </w:rPr>
+        </w:r>
+        <w:r>
+          <w:rPr>
+            <w:noProof/>
+            <w:webHidden/>
+          </w:rPr>
+          <w:fldChar w:fldCharType="separate"/>
+        </w:r>
+        <w:r>
+          <w:rPr>
+            <w:noProof/>
+            <w:webHidden/>
+          </w:rPr>
+          <w:t>6</w:t>
+        </w:r>
+        <w:r>
+          <w:rPr>
+            <w:noProof/>
+            <w:webHidden/>
+          </w:rPr>
+          <w:fldChar w:fldCharType="end"/>
+        </w:r>
+      </w:hyperlink>
+    </w:p>
+    <w:p>
+      <w:pPr>
+        <w:pStyle w:val="2a"/>
+        <w:tabs>
+          <w:tab w:val="right" w:leader="dot" w:pos="9350"/>
+        </w:tabs>
+        <w:rPr>
+          <w:rFonts w:asciiTheme="minorHAnsi" w:eastAsiaTheme="minorEastAsia" w:hAnsiTheme="minorHAnsi" w:cstheme="minorBidi"/>
+          <w:noProof/>
+          <w:color w:val="auto"/>
+          <w:kern w:val="2"/>
+          <w:szCs w:val="22"/>
+        </w:rPr>
+      </w:pPr>
+      <w:hyperlink w:anchor="_Toc243386817" w:history="1">
+        <w:r>
+          <w:rPr>
+            <w:rStyle w:val="affb"/>
+            <w:rFonts w:hint="eastAsia"/>
+            <w:noProof/>
+          </w:rPr>
+          <w:t>二、送出後的結果訊息</w:t>
+        </w:r>
+        <w:r>
+          <w:rPr>
+            <w:noProof/>
+            <w:webHidden/>
+          </w:rPr>
+          <w:tab/>
+        </w:r>
+        <w:r>
+          <w:rPr>
+            <w:noProof/>
+            <w:webHidden/>
+          </w:rPr>
+          <w:fldChar w:fldCharType="begin"/>
+        </w:r>
+        <w:r>
+          <w:rPr>
+            <w:noProof/>
+            <w:webHidden/>
+          </w:rPr>
+          <w:instrText xml:space="preserve"> PAGEREF _Toc243386817 \h </w:instrText>
+        </w:r>
+        <w:r>
+          <w:rPr>
+            <w:noProof/>
+            <w:webHidden/>
+          </w:rPr>
+        </w:r>
+        <w:r>
+          <w:rPr>
+            <w:noProof/>
+            <w:webHidden/>
+          </w:rPr>
+          <w:fldChar w:fldCharType="separate"/>
+        </w:r>
+        <w:r>
+          <w:rPr>
+            <w:noProof/>
+            <w:webHidden/>
+          </w:rPr>
+          <w:t>6</w:t>
+        </w:r>
+        <w:r>
+          <w:rPr>
+            <w:noProof/>
+            <w:webHidden/>
+          </w:rPr>
+          <w:fldChar w:fldCharType="end"/>
+        </w:r>
+      </w:hyperlink>
+    </w:p>
+    <w:p>
+      <w:pPr>
+        <w:pStyle w:val="2a"/>
+        <w:tabs>
+          <w:tab w:val="right" w:leader="dot" w:pos="9350"/>
+        </w:tabs>
+        <w:rPr>
+          <w:rFonts w:asciiTheme="minorHAnsi" w:eastAsiaTheme="minorEastAsia" w:hAnsiTheme="minorHAnsi" w:cstheme="minorBidi"/>
+          <w:noProof/>
+          <w:color w:val="auto"/>
+          <w:kern w:val="2"/>
+          <w:szCs w:val="22"/>
+        </w:rPr>
+      </w:pPr>
+      <w:hyperlink w:anchor="_Toc243386818" w:history="1">
+        <w:r>
+          <w:rPr>
+            <w:rStyle w:val="affb"/>
+            <w:rFonts w:hint="eastAsia"/>
+            <w:noProof/>
+          </w:rPr>
+          <w:t>三、其他情況</w:t>
+        </w:r>
+        <w:r>
+          <w:rPr>
+            <w:noProof/>
+            <w:webHidden/>
+          </w:rPr>
+          <w:tab/>
+        </w:r>
+        <w:r>
+          <w:rPr>
+            <w:noProof/>
+            <w:webHidden/>
+          </w:rPr>
+          <w:fldChar w:fldCharType="begin"/>
+        </w:r>
+        <w:r>
+          <w:rPr>
+            <w:noProof/>
+            <w:webHidden/>
+          </w:rPr>
+          <w:instrText xml:space="preserve"> PAGEREF _Toc243386818 \h </w:instrText>
+        </w:r>
+        <w:r>
+          <w:rPr>
+            <w:noProof/>
+            <w:webHidden/>
+          </w:rPr>
+        </w:r>
+        <w:r>
+          <w:rPr>
+            <w:noProof/>
+            <w:webHidden/>
+          </w:rPr>
+          <w:fldChar w:fldCharType="separate"/>
+        </w:r>
+        <w:r>
+          <w:rPr>
+            <w:noProof/>
+            <w:webHidden/>
+          </w:rPr>
+          <w:t>6</w:t>
+        </w:r>
+        <w:r>
+          <w:rPr>
+            <w:noProof/>
+            <w:webHidden/>
+          </w:rPr>
+          <w:fldChar w:fldCharType="end"/>
+        </w:r>
+      </w:hyperlink>
+    </w:p>
+    <w:p>
+      <w:r>
         <w:fldChar w:fldCharType="end"/>
       </w:r>
     </w:p>
     <w:p>
       <w:pPr>
         <w:sectPr>
-          <w:footerReference w:type="default" r:id="rId8"/>
           <w:pgSz w:w="12240" w:h="15840"/>
           <w:pgMar w:top="1440" w:right="1440" w:bottom="1440" w:left="1440" w:header="720" w:footer="720" w:gutter="0"/>
           <w:cols w:space="720"/>
@@ -458,20 +1616,26 @@
       <w:pPr>
         <w:pStyle w:val="1"/>
       </w:pPr>
+      <w:bookmarkStart w:id="1" w:name="_Toc243386804"/>
       <w:r>
+        <w:lastRenderedPageBreak/>
         <w:t>壹、作業說明</w:t>
       </w:r>
+      <w:bookmarkEnd w:id="1"/>
     </w:p>
     <w:p>
       <w:pPr>
         <w:pStyle w:val="2"/>
       </w:pPr>
+      <w:bookmarkStart w:id="2" w:name="_Toc243386805"/>
       <w:r>
         <w:t>一、使用情境</w:t>
       </w:r>
+      <w:bookmarkEnd w:id="2"/>
     </w:p>
     <w:p>
       <w:pPr>
+        <w:keepNext/>
         <w:ind w:firstLine="482"/>
       </w:pPr>
       <w:r>
@@ -490,26 +1654,23 @@
     <w:tbl>
       <w:tblPr>
         <w:tblStyle w:val="aff2"/>
-        <w:tblW w:type="auto" w:w="0"/>
+        <w:tblW w:w="0" w:type="auto"/>
         <w:tblLayout w:type="fixed"/>
-        <w:tblLook w:firstColumn="1" w:firstRow="1" w:lastColumn="0" w:lastRow="0" w:noHBand="0" w:noVBand="1" w:val="04A0"/>
-        <w:tblLayout w:type="fixed"/>
+        <w:tblLook w:val="04A0" w:firstRow="1" w:lastRow="0" w:firstColumn="1" w:lastColumn="0" w:noHBand="0" w:noVBand="1"/>
       </w:tblPr>
       <w:tblGrid>
-        <w:gridCol w:w="4680"/>
-        <w:gridCol w:w="4680"/>
+        <w:gridCol w:w="3087"/>
+        <w:gridCol w:w="6273"/>
       </w:tblGrid>
       <w:tr>
         <w:tc>
           <w:tcPr>
-            <w:tcW w:type="dxa" w:w="3087"/>
+            <w:tcW w:w="3087" w:type="dxa"/>
           </w:tcPr>
           <w:p>
-            <w:r>
-              <w:rPr>
-                <w:b/>
-              </w:rPr>
-            </w:r>
+            <w:pPr>
+              <w:spacing w:before="60" w:after="60"/>
+            </w:pPr>
             <w:r>
               <w:rPr>
                 <w:b/>
@@ -520,14 +1681,12 @@
         </w:tc>
         <w:tc>
           <w:tcPr>
-            <w:tcW w:type="dxa" w:w="6273"/>
+            <w:tcW w:w="6273" w:type="dxa"/>
           </w:tcPr>
           <w:p>
-            <w:r>
-              <w:rPr>
-                <w:b/>
-              </w:rPr>
-            </w:r>
+            <w:pPr>
+              <w:spacing w:before="60" w:after="60"/>
+            </w:pPr>
             <w:r>
               <w:rPr>
                 <w:b/>
@@ -540,10 +1699,12 @@
       <w:tr>
         <w:tc>
           <w:tcPr>
-            <w:tcW w:type="dxa" w:w="3087"/>
+            <w:tcW w:w="3087" w:type="dxa"/>
           </w:tcPr>
           <w:p>
-            <w:r/>
+            <w:pPr>
+              <w:spacing w:before="60" w:after="60"/>
+            </w:pPr>
             <w:r>
               <w:t>閱覽者、審核者、管理者</w:t>
             </w:r>
@@ -551,10 +1712,12 @@
         </w:tc>
         <w:tc>
           <w:tcPr>
-            <w:tcW w:type="dxa" w:w="6273"/>
+            <w:tcW w:w="6273" w:type="dxa"/>
           </w:tcPr>
           <w:p>
-            <w:r/>
+            <w:pPr>
+              <w:spacing w:before="60" w:after="60"/>
+            </w:pPr>
             <w:r>
               <w:t>預覽、下載目前版本，查看文件資訊與版本歷程</w:t>
             </w:r>
@@ -564,10 +1727,12 @@
       <w:tr>
         <w:tc>
           <w:tcPr>
-            <w:tcW w:type="dxa" w:w="3087"/>
+            <w:tcW w:w="3087" w:type="dxa"/>
           </w:tcPr>
           <w:p>
-            <w:r/>
+            <w:pPr>
+              <w:spacing w:before="60" w:after="60"/>
+            </w:pPr>
             <w:r>
               <w:t>編輯者</w:t>
             </w:r>
@@ -575,10 +1740,12 @@
         </w:tc>
         <w:tc>
           <w:tcPr>
-            <w:tcW w:type="dxa" w:w="6273"/>
+            <w:tcW w:w="6273" w:type="dxa"/>
           </w:tcPr>
           <w:p>
-            <w:r/>
+            <w:pPr>
+              <w:spacing w:before="60" w:after="60"/>
+            </w:pPr>
             <w:r>
               <w:t>以上全部，另可由本頁「編輯新版本」與「廢止此文件」</w:t>
             </w:r>
@@ -600,27 +1767,53 @@
         <w:t>已發布後</w:t>
       </w:r>
       <w:r>
-        <w:t>的文件——已發布、廢止待簽核與已廢止三種。草稿與送審中的文件不在此呈現，撰寫者於 DM04 個人專區、審核者於 DM02 簽核中心檢視。</w:t>
+        <w:t>的文件</w:t>
+      </w:r>
+      <w:r>
+        <w:t>——</w:t>
+      </w:r>
+      <w:r>
+        <w:t>已發布、廢止待簽核與已廢止三種。草稿與送審中的文件不在此呈現，撰寫者於</w:t>
+      </w:r>
+      <w:r>
+        <w:t xml:space="preserve"> DM04 </w:t>
+      </w:r>
+      <w:r>
+        <w:t>個人專區、審核者於</w:t>
+      </w:r>
+      <w:r>
+        <w:t xml:space="preserve"> DM02 </w:t>
+      </w:r>
+      <w:r>
+        <w:t>簽核中心檢視。</w:t>
       </w:r>
     </w:p>
     <w:p>
       <w:pPr>
         <w:pStyle w:val="2"/>
       </w:pPr>
+      <w:bookmarkStart w:id="3" w:name="_Toc243386806"/>
       <w:r>
         <w:t>二、進入路徑</w:t>
       </w:r>
+      <w:bookmarkEnd w:id="3"/>
     </w:p>
     <w:p>
       <w:pPr>
         <w:pStyle w:val="af0"/>
         <w:numPr>
           <w:ilvl w:val="0"/>
-          <w:numId w:val="900"/>
+          <w:numId w:val="37"/>
         </w:numPr>
       </w:pPr>
       <w:r>
-        <w:t>側邊選單「文件管理 → DM01 文件庫」，按文件名稱</w:t>
+        <w:t>側邊選單「文件管理</w:t>
+      </w:r>
+      <w:r>
+        <w:t xml:space="preserve"> → DM01 </w:t>
+      </w:r>
+      <w:r>
+        <w:t>文件庫」，按文件名稱</w:t>
       </w:r>
     </w:p>
     <w:p>
@@ -628,11 +1821,17 @@
         <w:pStyle w:val="af0"/>
         <w:numPr>
           <w:ilvl w:val="0"/>
-          <w:numId w:val="900"/>
+          <w:numId w:val="37"/>
         </w:numPr>
       </w:pPr>
       <w:r>
-        <w:t>登入後主頁「DM 文件概況」的最新更新公告，按任一列</w:t>
+        <w:t>登入後主頁「</w:t>
+      </w:r>
+      <w:r>
+        <w:t xml:space="preserve">DM </w:t>
+      </w:r>
+      <w:r>
+        <w:t>文件概況」的最新更新公告，按任一列</w:t>
       </w:r>
     </w:p>
     <w:p>
@@ -640,35 +1839,67 @@
         <w:pStyle w:val="af0"/>
         <w:numPr>
           <w:ilvl w:val="0"/>
-          <w:numId w:val="900"/>
+          <w:numId w:val="37"/>
         </w:numPr>
       </w:pPr>
       <w:r>
-        <w:t>已廢止的文件：側邊選單「文件管理 → DM03 已廢止文件查詢」，按文件名稱（限管理者）</w:t>
+        <w:t>已廢止的文件：側邊選單「文件管理</w:t>
+      </w:r>
+      <w:r>
+        <w:t xml:space="preserve"> → DM03 </w:t>
+      </w:r>
+      <w:r>
+        <w:t>已廢止文件查詢」，按文件名稱（限管理者）</w:t>
       </w:r>
     </w:p>
     <w:p>
       <w:pPr>
         <w:pStyle w:val="1"/>
       </w:pPr>
+      <w:bookmarkStart w:id="4" w:name="_Toc243386807"/>
       <w:r>
+        <w:lastRenderedPageBreak/>
         <w:t>貳、操作說明</w:t>
       </w:r>
+      <w:bookmarkEnd w:id="4"/>
     </w:p>
     <w:p>
       <w:pPr>
         <w:pStyle w:val="2"/>
       </w:pPr>
+      <w:bookmarkStart w:id="5" w:name="_Toc243386808"/>
       <w:r>
         <w:t>一、畫面與前置設定</w:t>
       </w:r>
+      <w:bookmarkEnd w:id="5"/>
     </w:p>
     <w:p>
       <w:pPr>
         <w:ind w:firstLine="482"/>
       </w:pPr>
       <w:r>
-        <w:t>標題列顯示文件名稱，右側為文件編號（DOC_ID）與目前版本。左側箭頭返回 DM01 文件庫，由主頁「DM 文件概況」進入者亦同。</w:t>
+        <w:t>標題列顯示文件名稱，右側為文件編號（</w:t>
+      </w:r>
+      <w:r>
+        <w:t>DOC_ID</w:t>
+      </w:r>
+      <w:r>
+        <w:t>）與目前版本。左側箭頭返回</w:t>
+      </w:r>
+      <w:r>
+        <w:t xml:space="preserve"> DM01 </w:t>
+      </w:r>
+      <w:r>
+        <w:t>文件庫，由主頁「</w:t>
+      </w:r>
+      <w:r>
+        <w:t xml:space="preserve">DM </w:t>
+      </w:r>
+      <w:r>
+        <w:t>文件概況」進入者亦</w:t>
+      </w:r>
+      <w:r>
+        <w:t>同。</w:t>
       </w:r>
     </w:p>
     <w:p>
@@ -683,26 +1914,29 @@
       <w:pPr>
         <w:keepNext/>
         <w:spacing w:before="160" w:after="40"/>
-        <w:ind w:left="0" w:firstLine="0"/>
         <w:jc w:val="center"/>
       </w:pPr>
       <w:r>
+        <w:rPr>
+          <w:noProof/>
+        </w:rPr>
         <w:drawing>
-          <wp:inline xmlns:a="http://schemas.openxmlformats.org/drawingml/2006/main" xmlns:pic="http://schemas.openxmlformats.org/drawingml/2006/picture">
+          <wp:inline distT="0" distB="0" distL="0" distR="0">
             <wp:extent cx="5580000" cy="1719000"/>
+            <wp:effectExtent l="0" t="0" r="0" b="0"/>
             <wp:docPr id="1" name="Picture 1"/>
             <wp:cNvGraphicFramePr>
-              <a:graphicFrameLocks noChangeAspect="1"/>
+              <a:graphicFrameLocks xmlns:a="http://schemas.openxmlformats.org/drawingml/2006/main" noChangeAspect="1"/>
             </wp:cNvGraphicFramePr>
-            <a:graphic>
+            <a:graphic xmlns:a="http://schemas.openxmlformats.org/drawingml/2006/main">
               <a:graphicData uri="http://schemas.openxmlformats.org/drawingml/2006/picture">
-                <pic:pic>
+                <pic:pic xmlns:pic="http://schemas.openxmlformats.org/drawingml/2006/picture">
                   <pic:nvPicPr>
                     <pic:cNvPr id="0" name="dm07-01.png"/>
                     <pic:cNvPicPr/>
                   </pic:nvPicPr>
                   <pic:blipFill>
-                    <a:blip r:embed="rId9"/>
+                    <a:blip r:embed="rId8"/>
                     <a:stretch>
                       <a:fillRect/>
                     </a:stretch>
@@ -712,7 +1946,9 @@
                       <a:off x="0" y="0"/>
                       <a:ext cx="5580000" cy="1719000"/>
                     </a:xfrm>
-                    <a:prstGeom prst="rect"/>
+                    <a:prstGeom prst="rect">
+                      <a:avLst/>
+                    </a:prstGeom>
                   </pic:spPr>
                 </pic:pic>
               </a:graphicData>
@@ -724,7 +1960,6 @@
     <w:p>
       <w:pPr>
         <w:spacing w:after="160"/>
-        <w:ind w:firstLine="0"/>
         <w:jc w:val="center"/>
       </w:pPr>
       <w:r>
@@ -737,6 +1972,7 @@
     </w:p>
     <w:p>
       <w:pPr>
+        <w:keepNext/>
         <w:ind w:firstLine="482"/>
       </w:pPr>
       <w:r>
@@ -746,26 +1982,23 @@
     <w:tbl>
       <w:tblPr>
         <w:tblStyle w:val="aff2"/>
-        <w:tblW w:type="auto" w:w="0"/>
+        <w:tblW w:w="0" w:type="auto"/>
         <w:tblLayout w:type="fixed"/>
-        <w:tblLook w:firstColumn="1" w:firstRow="1" w:lastColumn="0" w:lastRow="0" w:noHBand="0" w:noVBand="1" w:val="04A0"/>
-        <w:tblLayout w:type="fixed"/>
+        <w:tblLook w:val="04A0" w:firstRow="1" w:lastRow="0" w:firstColumn="1" w:lastColumn="0" w:noHBand="0" w:noVBand="1"/>
       </w:tblPr>
       <w:tblGrid>
-        <w:gridCol w:w="4680"/>
-        <w:gridCol w:w="4680"/>
+        <w:gridCol w:w="2307"/>
+        <w:gridCol w:w="7053"/>
       </w:tblGrid>
       <w:tr>
         <w:tc>
           <w:tcPr>
-            <w:tcW w:type="dxa" w:w="2307"/>
+            <w:tcW w:w="2307" w:type="dxa"/>
           </w:tcPr>
           <w:p>
-            <w:r>
-              <w:rPr>
-                <w:b/>
-              </w:rPr>
-            </w:r>
+            <w:pPr>
+              <w:spacing w:before="60" w:after="60"/>
+            </w:pPr>
             <w:r>
               <w:rPr>
                 <w:b/>
@@ -776,14 +2009,12 @@
         </w:tc>
         <w:tc>
           <w:tcPr>
-            <w:tcW w:type="dxa" w:w="7053"/>
+            <w:tcW w:w="7053" w:type="dxa"/>
           </w:tcPr>
           <w:p>
-            <w:r>
-              <w:rPr>
-                <w:b/>
-              </w:rPr>
-            </w:r>
+            <w:pPr>
+              <w:spacing w:before="60" w:after="60"/>
+            </w:pPr>
             <w:r>
               <w:rPr>
                 <w:b/>
@@ -796,10 +2027,12 @@
       <w:tr>
         <w:tc>
           <w:tcPr>
-            <w:tcW w:type="dxa" w:w="2307"/>
+            <w:tcW w:w="2307" w:type="dxa"/>
           </w:tcPr>
           <w:p>
-            <w:r/>
+            <w:pPr>
+              <w:spacing w:before="60" w:after="60"/>
+            </w:pPr>
             <w:r>
               <w:t>作者</w:t>
             </w:r>
@@ -807,10 +2040,12 @@
         </w:tc>
         <w:tc>
           <w:tcPr>
-            <w:tcW w:type="dxa" w:w="7053"/>
+            <w:tcW w:w="7053" w:type="dxa"/>
           </w:tcPr>
           <w:p>
-            <w:r/>
+            <w:pPr>
+              <w:spacing w:before="60" w:after="60"/>
+            </w:pPr>
             <w:r>
               <w:t>目前發布版本的上傳者；其他編輯者上傳新版本並核准後即為該人；各版本的上傳者見版本歷程</w:t>
             </w:r>
@@ -820,10 +2055,12 @@
       <w:tr>
         <w:tc>
           <w:tcPr>
-            <w:tcW w:type="dxa" w:w="2307"/>
+            <w:tcW w:w="2307" w:type="dxa"/>
           </w:tcPr>
           <w:p>
-            <w:r/>
+            <w:pPr>
+              <w:spacing w:before="60" w:after="60"/>
+            </w:pPr>
             <w:r>
               <w:t>核准者、發布時間</w:t>
             </w:r>
@@ -831,10 +2068,12 @@
         </w:tc>
         <w:tc>
           <w:tcPr>
-            <w:tcW w:type="dxa" w:w="7053"/>
+            <w:tcW w:w="7053" w:type="dxa"/>
           </w:tcPr>
           <w:p>
-            <w:r/>
+            <w:pPr>
+              <w:spacing w:before="60" w:after="60"/>
+            </w:pPr>
             <w:r>
               <w:t>目前版本的核准者與發布時間</w:t>
             </w:r>
@@ -844,10 +2083,12 @@
       <w:tr>
         <w:tc>
           <w:tcPr>
-            <w:tcW w:type="dxa" w:w="2307"/>
+            <w:tcW w:w="2307" w:type="dxa"/>
           </w:tcPr>
           <w:p>
-            <w:r/>
+            <w:pPr>
+              <w:spacing w:before="60" w:after="60"/>
+            </w:pPr>
             <w:r>
               <w:t>標籤</w:t>
             </w:r>
@@ -855,12 +2096,20 @@
         </w:tc>
         <w:tc>
           <w:tcPr>
-            <w:tcW w:type="dxa" w:w="7053"/>
+            <w:tcW w:w="7053" w:type="dxa"/>
           </w:tcPr>
           <w:p>
-            <w:r/>
+            <w:pPr>
+              <w:spacing w:before="60" w:after="60"/>
+            </w:pPr>
             <w:r>
-              <w:t>撰寫者掛載的檢索標籤，供 DM01 文件庫篩選用</w:t>
+              <w:t>撰寫者掛載的檢索標籤，供</w:t>
+            </w:r>
+            <w:r>
+              <w:t xml:space="preserve"> DM01 </w:t>
+            </w:r>
+            <w:r>
+              <w:t>文件庫篩選用</w:t>
             </w:r>
           </w:p>
         </w:tc>
@@ -868,10 +2117,12 @@
       <w:tr>
         <w:tc>
           <w:tcPr>
-            <w:tcW w:type="dxa" w:w="2307"/>
+            <w:tcW w:w="2307" w:type="dxa"/>
           </w:tcPr>
           <w:p>
-            <w:r/>
+            <w:pPr>
+              <w:spacing w:before="60" w:after="60"/>
+            </w:pPr>
             <w:r>
               <w:t>關聯作業項目</w:t>
             </w:r>
@@ -879,10 +2130,12 @@
         </w:tc>
         <w:tc>
           <w:tcPr>
-            <w:tcW w:type="dxa" w:w="7053"/>
+            <w:tcW w:w="7053" w:type="dxa"/>
           </w:tcPr>
           <w:p>
-            <w:r/>
+            <w:pPr>
+              <w:spacing w:before="60" w:after="60"/>
+            </w:pPr>
             <w:r>
               <w:t>文件與某項作業相關時顯示，例如系統操作手冊對應的作業</w:t>
             </w:r>
@@ -902,12 +2155,15 @@
       <w:pPr>
         <w:pStyle w:val="2"/>
       </w:pPr>
+      <w:bookmarkStart w:id="6" w:name="_Toc243386809"/>
       <w:r>
         <w:t>二、預覽與下載目前版本</w:t>
       </w:r>
+      <w:bookmarkEnd w:id="6"/>
     </w:p>
     <w:p>
       <w:pPr>
+        <w:keepNext/>
         <w:ind w:firstLine="482"/>
       </w:pPr>
       <w:r>
@@ -917,26 +2173,23 @@
     <w:tbl>
       <w:tblPr>
         <w:tblStyle w:val="aff2"/>
-        <w:tblW w:type="auto" w:w="0"/>
+        <w:tblW w:w="0" w:type="auto"/>
         <w:tblLayout w:type="fixed"/>
-        <w:tblLook w:firstColumn="1" w:firstRow="1" w:lastColumn="0" w:lastRow="0" w:noHBand="0" w:noVBand="1" w:val="04A0"/>
-        <w:tblLayout w:type="fixed"/>
+        <w:tblLook w:val="04A0" w:firstRow="1" w:lastRow="0" w:firstColumn="1" w:lastColumn="0" w:noHBand="0" w:noVBand="1"/>
       </w:tblPr>
       <w:tblGrid>
-        <w:gridCol w:w="4680"/>
-        <w:gridCol w:w="4680"/>
+        <w:gridCol w:w="3166"/>
+        <w:gridCol w:w="6194"/>
       </w:tblGrid>
       <w:tr>
         <w:tc>
           <w:tcPr>
-            <w:tcW w:type="dxa" w:w="3166"/>
+            <w:tcW w:w="3166" w:type="dxa"/>
           </w:tcPr>
           <w:p>
-            <w:r>
-              <w:rPr>
-                <w:b/>
-              </w:rPr>
-            </w:r>
+            <w:pPr>
+              <w:spacing w:before="60" w:after="60"/>
+            </w:pPr>
             <w:r>
               <w:rPr>
                 <w:b/>
@@ -947,14 +2200,12 @@
         </w:tc>
         <w:tc>
           <w:tcPr>
-            <w:tcW w:type="dxa" w:w="6194"/>
+            <w:tcW w:w="6194" w:type="dxa"/>
           </w:tcPr>
           <w:p>
-            <w:r>
-              <w:rPr>
-                <w:b/>
-              </w:rPr>
-            </w:r>
+            <w:pPr>
+              <w:spacing w:before="60" w:after="60"/>
+            </w:pPr>
             <w:r>
               <w:rPr>
                 <w:b/>
@@ -967,21 +2218,28 @@
       <w:tr>
         <w:tc>
           <w:tcPr>
-            <w:tcW w:type="dxa" w:w="3166"/>
+            <w:tcW w:w="3166" w:type="dxa"/>
           </w:tcPr>
           <w:p>
-            <w:r/>
+            <w:pPr>
+              <w:spacing w:before="60" w:after="60"/>
+            </w:pPr>
             <w:r>
-              <w:t>PDF、圖片</w:t>
+              <w:t>PDF</w:t>
+            </w:r>
+            <w:r>
+              <w:t>、圖片</w:t>
             </w:r>
           </w:p>
         </w:tc>
         <w:tc>
           <w:tcPr>
-            <w:tcW w:type="dxa" w:w="6194"/>
+            <w:tcW w:w="6194" w:type="dxa"/>
           </w:tcPr>
           <w:p>
-            <w:r/>
+            <w:pPr>
+              <w:spacing w:before="60" w:after="60"/>
+            </w:pPr>
             <w:r>
               <w:t>「預覽」與「下載」</w:t>
             </w:r>
@@ -991,23 +2249,45 @@
       <w:tr>
         <w:tc>
           <w:tcPr>
-            <w:tcW w:type="dxa" w:w="3166"/>
+            <w:tcW w:w="3166" w:type="dxa"/>
           </w:tcPr>
           <w:p>
-            <w:r/>
+            <w:pPr>
+              <w:spacing w:before="60" w:after="60"/>
+            </w:pPr>
             <w:r>
-              <w:t>Word、Excel、PowerPoint</w:t>
+              <w:t>Word</w:t>
+            </w:r>
+            <w:r>
+              <w:t>、</w:t>
+            </w:r>
+            <w:r>
+              <w:t>Excel</w:t>
+            </w:r>
+            <w:r>
+              <w:t>、</w:t>
+            </w:r>
+            <w:r>
+              <w:t>PowerPoint</w:t>
             </w:r>
           </w:p>
         </w:tc>
         <w:tc>
           <w:tcPr>
-            <w:tcW w:type="dxa" w:w="6194"/>
+            <w:tcW w:w="6194" w:type="dxa"/>
           </w:tcPr>
           <w:p>
-            <w:r/>
+            <w:pPr>
+              <w:spacing w:before="60" w:after="60"/>
+            </w:pPr>
             <w:r>
-              <w:t>只有「下載」，並顯示「此檔案為 Office 格式，無法線上預覽，請下載原檔以本機應用程式開啟」</w:t>
+              <w:t>只有「下載」，並顯示「此檔案為</w:t>
+            </w:r>
+            <w:r>
+              <w:t xml:space="preserve"> Office </w:t>
+            </w:r>
+            <w:r>
+              <w:t>格式，無法線上預覽，請下載原檔以本機應用程式開啟」</w:t>
             </w:r>
           </w:p>
         </w:tc>
@@ -1018,7 +2298,7 @@
         <w:pStyle w:val="af0"/>
         <w:numPr>
           <w:ilvl w:val="0"/>
-          <w:numId w:val="900"/>
+          <w:numId w:val="37"/>
         </w:numPr>
       </w:pPr>
       <w:r>
@@ -1039,7 +2319,7 @@
         <w:pStyle w:val="af0"/>
         <w:numPr>
           <w:ilvl w:val="0"/>
-          <w:numId w:val="900"/>
+          <w:numId w:val="37"/>
         </w:numPr>
       </w:pPr>
       <w:r>
@@ -1051,13 +2331,14 @@
         <w:ind w:firstLine="482"/>
       </w:pPr>
       <w:r>
+        <w:lastRenderedPageBreak/>
         <w:t>「文件檔案」區檔名下方的日期為該檔案的上傳日；文件的發布時間見右側「文件資訊」。</w:t>
       </w:r>
     </w:p>
     <w:p>
       <w:pPr>
         <w:spacing w:before="80" w:after="80"/>
-        <w:ind w:left="283" w:firstLine="0"/>
+        <w:ind w:left="283"/>
       </w:pPr>
       <w:r>
         <w:t>重要：</w:t>
@@ -1069,16 +2350,24 @@
         <w:t>下載才會記為「已看」</w:t>
       </w:r>
       <w:r>
-        <w:t>。閱讀統計 KPI 以「是否下載過目前版本」判定已讀，只預覽不會計入；同一人重複下載同一版本只計一次。需要列入閱讀紀錄者，請下載一次。</w:t>
+        <w:t>。閱讀統計</w:t>
+      </w:r>
+      <w:r>
+        <w:t xml:space="preserve"> KPI </w:t>
+      </w:r>
+      <w:r>
+        <w:t>以「是否下載過目前版本」判定已讀，只預覽不會計入；同一人重複下載同一版本只計一次。需要列入閱讀紀錄者，請下載一次。</w:t>
       </w:r>
     </w:p>
     <w:p>
       <w:pPr>
         <w:pStyle w:val="2"/>
       </w:pPr>
+      <w:bookmarkStart w:id="7" w:name="_Toc243386810"/>
       <w:r>
         <w:t>三、查看版本歷程</w:t>
       </w:r>
+      <w:bookmarkEnd w:id="7"/>
     </w:p>
     <w:p>
       <w:pPr>
@@ -1090,6 +2379,7 @@
     </w:p>
     <w:p>
       <w:pPr>
+        <w:keepNext/>
         <w:ind w:firstLine="482"/>
       </w:pPr>
       <w:r>
@@ -1105,27 +2395,24 @@
     <w:tbl>
       <w:tblPr>
         <w:tblStyle w:val="aff2"/>
-        <w:tblW w:type="auto" w:w="0"/>
+        <w:tblW w:w="0" w:type="auto"/>
         <w:tblLayout w:type="fixed"/>
-        <w:tblLook w:firstColumn="1" w:firstRow="1" w:lastColumn="0" w:lastRow="0" w:noHBand="0" w:noVBand="1" w:val="04A0"/>
-        <w:tblLayout w:type="fixed"/>
+        <w:tblLook w:val="04A0" w:firstRow="1" w:lastRow="0" w:firstColumn="1" w:lastColumn="0" w:noHBand="0" w:noVBand="1"/>
       </w:tblPr>
       <w:tblGrid>
-        <w:gridCol w:w="3120"/>
-        <w:gridCol w:w="3120"/>
-        <w:gridCol w:w="3120"/>
+        <w:gridCol w:w="1958"/>
+        <w:gridCol w:w="1527"/>
+        <w:gridCol w:w="5875"/>
       </w:tblGrid>
       <w:tr>
         <w:tc>
           <w:tcPr>
-            <w:tcW w:type="dxa" w:w="1958"/>
+            <w:tcW w:w="1958" w:type="dxa"/>
           </w:tcPr>
           <w:p>
-            <w:r>
-              <w:rPr>
-                <w:b/>
-              </w:rPr>
-            </w:r>
+            <w:pPr>
+              <w:spacing w:before="60" w:after="60"/>
+            </w:pPr>
             <w:r>
               <w:rPr>
                 <w:b/>
@@ -1136,37 +2423,51 @@
         </w:tc>
         <w:tc>
           <w:tcPr>
-            <w:tcW w:type="dxa" w:w="1527"/>
+            <w:tcW w:w="1527" w:type="dxa"/>
           </w:tcPr>
           <w:p>
+            <w:pPr>
+              <w:spacing w:before="60" w:after="60"/>
+            </w:pPr>
             <w:r>
               <w:rPr>
                 <w:b/>
               </w:rPr>
+              <w:t>P</w:t>
             </w:r>
             <w:r>
               <w:rPr>
                 <w:b/>
               </w:rPr>
-              <w:t>PDF、圖片</w:t>
+              <w:t>DF</w:t>
+            </w:r>
+            <w:r>
+              <w:rPr>
+                <w:b/>
+              </w:rPr>
+              <w:t>、圖片</w:t>
             </w:r>
           </w:p>
         </w:tc>
         <w:tc>
           <w:tcPr>
-            <w:tcW w:type="dxa" w:w="5875"/>
+            <w:tcW w:w="5875" w:type="dxa"/>
           </w:tcPr>
           <w:p>
+            <w:pPr>
+              <w:spacing w:before="60" w:after="60"/>
+            </w:pPr>
             <w:r>
               <w:rPr>
                 <w:b/>
               </w:rPr>
+              <w:t xml:space="preserve">Office </w:t>
             </w:r>
             <w:r>
               <w:rPr>
                 <w:b/>
               </w:rPr>
-              <w:t>Office 檔</w:t>
+              <w:t>檔</w:t>
             </w:r>
           </w:p>
         </w:tc>
@@ -1174,10 +2475,12 @@
       <w:tr>
         <w:tc>
           <w:tcPr>
-            <w:tcW w:type="dxa" w:w="1958"/>
+            <w:tcW w:w="1958" w:type="dxa"/>
           </w:tcPr>
           <w:p>
-            <w:r/>
+            <w:pPr>
+              <w:spacing w:before="60" w:after="60"/>
+            </w:pPr>
             <w:r>
               <w:t>目前發布版本</w:t>
             </w:r>
@@ -1185,10 +2488,12 @@
         </w:tc>
         <w:tc>
           <w:tcPr>
-            <w:tcW w:type="dxa" w:w="1527"/>
+            <w:tcW w:w="1527" w:type="dxa"/>
           </w:tcPr>
           <w:p>
-            <w:r/>
+            <w:pPr>
+              <w:spacing w:before="60" w:after="60"/>
+            </w:pPr>
             <w:r>
               <w:t>預覽、下載</w:t>
             </w:r>
@@ -1196,10 +2501,12 @@
         </w:tc>
         <w:tc>
           <w:tcPr>
-            <w:tcW w:type="dxa" w:w="5875"/>
+            <w:tcW w:w="5875" w:type="dxa"/>
           </w:tcPr>
           <w:p>
-            <w:r/>
+            <w:pPr>
+              <w:spacing w:before="60" w:after="60"/>
+            </w:pPr>
             <w:r>
               <w:t>下載</w:t>
             </w:r>
@@ -1209,10 +2516,12 @@
       <w:tr>
         <w:tc>
           <w:tcPr>
-            <w:tcW w:type="dxa" w:w="1958"/>
+            <w:tcW w:w="1958" w:type="dxa"/>
           </w:tcPr>
           <w:p>
-            <w:r/>
+            <w:pPr>
+              <w:spacing w:before="60" w:after="60"/>
+            </w:pPr>
             <w:r>
               <w:t>已被取代的舊版</w:t>
             </w:r>
@@ -1220,10 +2529,12 @@
         </w:tc>
         <w:tc>
           <w:tcPr>
-            <w:tcW w:type="dxa" w:w="1527"/>
+            <w:tcW w:w="1527" w:type="dxa"/>
           </w:tcPr>
           <w:p>
-            <w:r/>
+            <w:pPr>
+              <w:spacing w:before="60" w:after="60"/>
+            </w:pPr>
             <w:r>
               <w:t>預覽</w:t>
             </w:r>
@@ -1231,10 +2542,12 @@
         </w:tc>
         <w:tc>
           <w:tcPr>
-            <w:tcW w:type="dxa" w:w="5875"/>
+            <w:tcW w:w="5875" w:type="dxa"/>
           </w:tcPr>
           <w:p>
-            <w:r/>
+            <w:pPr>
+              <w:spacing w:before="60" w:after="60"/>
+            </w:pPr>
             <w:r>
               <w:t>顯示「無法線上預覽，如需此版本原檔請聯絡管理者」。下載僅開放目前發布版本，管理者亦同；確有稽核需要舊版原檔者，請洽系統維運人員</w:t>
             </w:r>
@@ -1254,26 +2567,29 @@
       <w:pPr>
         <w:keepNext/>
         <w:spacing w:before="160" w:after="40"/>
-        <w:ind w:left="0" w:firstLine="0"/>
         <w:jc w:val="center"/>
       </w:pPr>
       <w:r>
+        <w:rPr>
+          <w:noProof/>
+        </w:rPr>
         <w:drawing>
-          <wp:inline xmlns:a="http://schemas.openxmlformats.org/drawingml/2006/main" xmlns:pic="http://schemas.openxmlformats.org/drawingml/2006/picture">
-            <wp:extent cx="5580000" cy="1113228"/>
+          <wp:inline distT="0" distB="0" distL="0" distR="0">
+            <wp:extent cx="5436000" cy="1084500"/>
+            <wp:effectExtent l="0" t="0" r="0" b="0"/>
             <wp:docPr id="2" name="Picture 2"/>
             <wp:cNvGraphicFramePr>
-              <a:graphicFrameLocks noChangeAspect="1"/>
+              <a:graphicFrameLocks xmlns:a="http://schemas.openxmlformats.org/drawingml/2006/main" noChangeAspect="1"/>
             </wp:cNvGraphicFramePr>
-            <a:graphic>
+            <a:graphic xmlns:a="http://schemas.openxmlformats.org/drawingml/2006/main">
               <a:graphicData uri="http://schemas.openxmlformats.org/drawingml/2006/picture">
-                <pic:pic>
+                <pic:pic xmlns:pic="http://schemas.openxmlformats.org/drawingml/2006/picture">
                   <pic:nvPicPr>
                     <pic:cNvPr id="0" name="dm07-02.png"/>
                     <pic:cNvPicPr/>
                   </pic:nvPicPr>
                   <pic:blipFill>
-                    <a:blip r:embed="rId10"/>
+                    <a:blip r:embed="rId9"/>
                     <a:stretch>
                       <a:fillRect/>
                     </a:stretch>
@@ -1281,9 +2597,11 @@
                   <pic:spPr>
                     <a:xfrm>
                       <a:off x="0" y="0"/>
-                      <a:ext cx="5580000" cy="1113228"/>
+                      <a:ext cx="5436000" cy="1084500"/>
                     </a:xfrm>
-                    <a:prstGeom prst="rect"/>
+                    <a:prstGeom prst="rect">
+                      <a:avLst/>
+                    </a:prstGeom>
                   </pic:spPr>
                 </pic:pic>
               </a:graphicData>
@@ -1295,7 +2613,6 @@
     <w:p>
       <w:pPr>
         <w:spacing w:after="160"/>
-        <w:ind w:firstLine="0"/>
         <w:jc w:val="center"/>
       </w:pPr>
       <w:r>
@@ -1310,25 +2627,35 @@
       <w:pPr>
         <w:pStyle w:val="2"/>
       </w:pPr>
+      <w:bookmarkStart w:id="8" w:name="_Toc243386811"/>
       <w:r>
         <w:t>四、編輯新版本</w:t>
       </w:r>
+      <w:bookmarkEnd w:id="8"/>
     </w:p>
     <w:p>
       <w:pPr>
         <w:ind w:firstLine="482"/>
       </w:pPr>
       <w:r>
-        <w:t>具編輯者角色者按「編輯新版本」，進入 DM08 文件新增與編輯，以目前版本為基礎修改並送審。新版本核准發布前，目前版本照常提供閱讀。</w:t>
+        <w:t>具編輯者角色者按「編輯新版本」，進入</w:t>
+      </w:r>
+      <w:r>
+        <w:t xml:space="preserve"> DM08 </w:t>
+      </w:r>
+      <w:r>
+        <w:t>文件新增與編輯，以目前版本為基礎修改並送審。新版本核准發布前，目前版本照常提供閱讀。</w:t>
       </w:r>
     </w:p>
     <w:p>
       <w:pPr>
         <w:pStyle w:val="2"/>
       </w:pPr>
+      <w:bookmarkStart w:id="9" w:name="_Toc243386812"/>
       <w:r>
         <w:t>五、申請廢止文件</w:t>
       </w:r>
+      <w:bookmarkEnd w:id="9"/>
     </w:p>
     <w:p>
       <w:pPr>
@@ -1368,7 +2695,13 @@
         </w:numPr>
       </w:pPr>
       <w:r>
-        <w:t>於「申請廢止文件」視窗填寫「廢止原因」（必填，至多 500 字，輸入框下方顯示已輸入字數）</w:t>
+        <w:t>於「申請廢止文件」視窗填寫「廢止原因」（必填，至多</w:t>
+      </w:r>
+      <w:r>
+        <w:t xml:space="preserve"> 500 </w:t>
+      </w:r>
+      <w:r>
+        <w:t>字，輸入框下方顯示已輸入字數）</w:t>
       </w:r>
     </w:p>
     <w:p>
@@ -1392,6 +2725,7 @@
         </w:numPr>
       </w:pPr>
       <w:r>
+        <w:lastRenderedPageBreak/>
         <w:t>於「指定審核者」選擇一位審核者。名單為具審核者角色者，不含本人，亦不含停用或鎖定中的帳號</w:t>
       </w:r>
     </w:p>
@@ -1411,26 +2745,29 @@
       <w:pPr>
         <w:keepNext/>
         <w:spacing w:before="160" w:after="40"/>
-        <w:ind w:left="0" w:firstLine="0"/>
         <w:jc w:val="center"/>
       </w:pPr>
       <w:r>
+        <w:rPr>
+          <w:noProof/>
+        </w:rPr>
         <w:drawing>
-          <wp:inline xmlns:a="http://schemas.openxmlformats.org/drawingml/2006/main" xmlns:pic="http://schemas.openxmlformats.org/drawingml/2006/picture">
-            <wp:extent cx="5580000" cy="4901100"/>
+          <wp:inline distT="0" distB="0" distL="0" distR="0">
+            <wp:extent cx="2700000" cy="2371500"/>
+            <wp:effectExtent l="0" t="0" r="0" b="0"/>
             <wp:docPr id="3" name="Picture 3"/>
             <wp:cNvGraphicFramePr>
-              <a:graphicFrameLocks noChangeAspect="1"/>
+              <a:graphicFrameLocks xmlns:a="http://schemas.openxmlformats.org/drawingml/2006/main" noChangeAspect="1"/>
             </wp:cNvGraphicFramePr>
-            <a:graphic>
+            <a:graphic xmlns:a="http://schemas.openxmlformats.org/drawingml/2006/main">
               <a:graphicData uri="http://schemas.openxmlformats.org/drawingml/2006/picture">
-                <pic:pic>
+                <pic:pic xmlns:pic="http://schemas.openxmlformats.org/drawingml/2006/picture">
                   <pic:nvPicPr>
                     <pic:cNvPr id="0" name="dm07-03.png"/>
                     <pic:cNvPicPr/>
                   </pic:nvPicPr>
                   <pic:blipFill>
-                    <a:blip r:embed="rId11"/>
+                    <a:blip r:embed="rId10"/>
                     <a:stretch>
                       <a:fillRect/>
                     </a:stretch>
@@ -1438,9 +2775,11 @@
                   <pic:spPr>
                     <a:xfrm>
                       <a:off x="0" y="0"/>
-                      <a:ext cx="5580000" cy="4901100"/>
+                      <a:ext cx="2700000" cy="2371500"/>
                     </a:xfrm>
-                    <a:prstGeom prst="rect"/>
+                    <a:prstGeom prst="rect">
+                      <a:avLst/>
+                    </a:prstGeom>
                   </pic:spPr>
                 </pic:pic>
               </a:graphicData>
@@ -1452,7 +2791,6 @@
     <w:p>
       <w:pPr>
         <w:spacing w:after="160"/>
-        <w:ind w:firstLine="0"/>
         <w:jc w:val="center"/>
       </w:pPr>
       <w:r>
@@ -1468,11 +2806,18 @@
         <w:ind w:firstLine="482"/>
       </w:pPr>
       <w:r>
-        <w:t>送出後顯示「已送出廢止申請」。審核者於 DM02 簽核中心即可看到此申請。</w:t>
+        <w:t>送出後顯示「已送出廢止申請」。審核者於</w:t>
+      </w:r>
+      <w:r>
+        <w:t xml:space="preserve"> DM02 </w:t>
+      </w:r>
+      <w:r>
+        <w:t>簽核中心即可看到此申請。</w:t>
       </w:r>
     </w:p>
     <w:p>
       <w:pPr>
+        <w:keepNext/>
         <w:ind w:firstLine="482"/>
       </w:pPr>
       <w:r>
@@ -1482,26 +2827,23 @@
     <w:tbl>
       <w:tblPr>
         <w:tblStyle w:val="aff2"/>
-        <w:tblW w:type="auto" w:w="0"/>
+        <w:tblW w:w="0" w:type="auto"/>
         <w:tblLayout w:type="fixed"/>
-        <w:tblLook w:firstColumn="1" w:firstRow="1" w:lastColumn="0" w:lastRow="0" w:noHBand="0" w:noVBand="1" w:val="04A0"/>
-        <w:tblLayout w:type="fixed"/>
+        <w:tblLook w:val="04A0" w:firstRow="1" w:lastRow="0" w:firstColumn="1" w:lastColumn="0" w:noHBand="0" w:noVBand="1"/>
       </w:tblPr>
       <w:tblGrid>
-        <w:gridCol w:w="4680"/>
-        <w:gridCol w:w="4680"/>
+        <w:gridCol w:w="1225"/>
+        <w:gridCol w:w="8135"/>
       </w:tblGrid>
       <w:tr>
         <w:tc>
           <w:tcPr>
-            <w:tcW w:type="dxa" w:w="1225"/>
+            <w:tcW w:w="1225" w:type="dxa"/>
           </w:tcPr>
           <w:p>
-            <w:r>
-              <w:rPr>
-                <w:b/>
-              </w:rPr>
-            </w:r>
+            <w:pPr>
+              <w:spacing w:before="60" w:after="60"/>
+            </w:pPr>
             <w:r>
               <w:rPr>
                 <w:b/>
@@ -1512,14 +2854,12 @@
         </w:tc>
         <w:tc>
           <w:tcPr>
-            <w:tcW w:type="dxa" w:w="8135"/>
+            <w:tcW w:w="8135" w:type="dxa"/>
           </w:tcPr>
           <w:p>
-            <w:r>
-              <w:rPr>
-                <w:b/>
-              </w:rPr>
-            </w:r>
+            <w:pPr>
+              <w:spacing w:before="60" w:after="60"/>
+            </w:pPr>
             <w:r>
               <w:rPr>
                 <w:b/>
@@ -1532,10 +2872,12 @@
       <w:tr>
         <w:tc>
           <w:tcPr>
-            <w:tcW w:type="dxa" w:w="1225"/>
+            <w:tcW w:w="1225" w:type="dxa"/>
           </w:tcPr>
           <w:p>
-            <w:r/>
+            <w:pPr>
+              <w:spacing w:before="60" w:after="60"/>
+            </w:pPr>
             <w:r>
               <w:t>核准</w:t>
             </w:r>
@@ -1543,12 +2885,20 @@
         </w:tc>
         <w:tc>
           <w:tcPr>
-            <w:tcW w:type="dxa" w:w="8135"/>
+            <w:tcW w:w="8135" w:type="dxa"/>
           </w:tcPr>
           <w:p>
-            <w:r/>
+            <w:pPr>
+              <w:spacing w:before="60" w:after="60"/>
+            </w:pPr>
             <w:r>
-              <w:t>文件廢止，自文件庫下架，改於 DM03 已廢止文件查詢查閱</w:t>
+              <w:t>文件廢止，自文件庫下架，改於</w:t>
+            </w:r>
+            <w:r>
+              <w:t xml:space="preserve"> DM03 </w:t>
+            </w:r>
+            <w:r>
+              <w:t>已廢止文件查詢查閱</w:t>
             </w:r>
           </w:p>
         </w:tc>
@@ -1556,10 +2906,12 @@
       <w:tr>
         <w:tc>
           <w:tcPr>
-            <w:tcW w:type="dxa" w:w="1225"/>
+            <w:tcW w:w="1225" w:type="dxa"/>
           </w:tcPr>
           <w:p>
-            <w:r/>
+            <w:pPr>
+              <w:spacing w:before="60" w:after="60"/>
+            </w:pPr>
             <w:r>
               <w:t>退回</w:t>
             </w:r>
@@ -1567,10 +2919,12 @@
         </w:tc>
         <w:tc>
           <w:tcPr>
-            <w:tcW w:type="dxa" w:w="8135"/>
+            <w:tcW w:w="8135" w:type="dxa"/>
           </w:tcPr>
           <w:p>
-            <w:r/>
+            <w:pPr>
+              <w:spacing w:before="60" w:after="60"/>
+            </w:pPr>
             <w:r>
               <w:t>文件維持已發布，照常提供</w:t>
             </w:r>
@@ -1583,19 +2937,28 @@
         <w:ind w:firstLine="482"/>
       </w:pPr>
       <w:r>
-        <w:t>送出後若要取消申請，於 DM04 個人專區撤回，文件即維持已發布。</w:t>
+        <w:t>送出後若要取消申請，於</w:t>
+      </w:r>
+      <w:r>
+        <w:t xml:space="preserve"> DM04 </w:t>
+      </w:r>
+      <w:r>
+        <w:t>個人專區撤回，文件即維持已發布。</w:t>
       </w:r>
     </w:p>
     <w:p>
       <w:pPr>
         <w:pStyle w:val="2"/>
       </w:pPr>
+      <w:bookmarkStart w:id="10" w:name="_Toc243386813"/>
       <w:r>
         <w:t>六、送審期間入口暫停使用</w:t>
       </w:r>
+      <w:bookmarkEnd w:id="10"/>
     </w:p>
     <w:p>
       <w:pPr>
+        <w:keepNext/>
         <w:ind w:firstLine="482"/>
       </w:pPr>
       <w:r>
@@ -1614,28 +2977,25 @@
     <w:tbl>
       <w:tblPr>
         <w:tblStyle w:val="aff2"/>
-        <w:tblW w:type="auto" w:w="0"/>
+        <w:tblW w:w="0" w:type="auto"/>
         <w:tblLayout w:type="fixed"/>
-        <w:tblLook w:firstColumn="1" w:firstRow="1" w:lastColumn="0" w:lastRow="0" w:noHBand="0" w:noVBand="1" w:val="04A0"/>
-        <w:tblLayout w:type="fixed"/>
+        <w:tblLook w:val="04A0" w:firstRow="1" w:lastRow="0" w:firstColumn="1" w:lastColumn="0" w:noHBand="0" w:noVBand="1"/>
       </w:tblPr>
       <w:tblGrid>
-        <w:gridCol w:w="2340"/>
-        <w:gridCol w:w="2340"/>
-        <w:gridCol w:w="2340"/>
-        <w:gridCol w:w="2340"/>
+        <w:gridCol w:w="2593"/>
+        <w:gridCol w:w="1834"/>
+        <w:gridCol w:w="1834"/>
+        <w:gridCol w:w="3099"/>
       </w:tblGrid>
       <w:tr>
         <w:tc>
           <w:tcPr>
-            <w:tcW w:type="dxa" w:w="2593"/>
+            <w:tcW w:w="2593" w:type="dxa"/>
           </w:tcPr>
           <w:p>
-            <w:r>
-              <w:rPr>
-                <w:b/>
-              </w:rPr>
-            </w:r>
+            <w:pPr>
+              <w:spacing w:before="60" w:after="60"/>
+            </w:pPr>
             <w:r>
               <w:rPr>
                 <w:b/>
@@ -1646,14 +3006,12 @@
         </w:tc>
         <w:tc>
           <w:tcPr>
-            <w:tcW w:type="dxa" w:w="1834"/>
+            <w:tcW w:w="1834" w:type="dxa"/>
           </w:tcPr>
           <w:p>
-            <w:r>
-              <w:rPr>
-                <w:b/>
-              </w:rPr>
-            </w:r>
+            <w:pPr>
+              <w:spacing w:before="60" w:after="60"/>
+            </w:pPr>
             <w:r>
               <w:rPr>
                 <w:b/>
@@ -1664,14 +3022,12 @@
         </w:tc>
         <w:tc>
           <w:tcPr>
-            <w:tcW w:type="dxa" w:w="1834"/>
+            <w:tcW w:w="1834" w:type="dxa"/>
           </w:tcPr>
           <w:p>
-            <w:r>
-              <w:rPr>
-                <w:b/>
-              </w:rPr>
-            </w:r>
+            <w:pPr>
+              <w:spacing w:before="60" w:after="60"/>
+            </w:pPr>
             <w:r>
               <w:rPr>
                 <w:b/>
@@ -1682,14 +3038,12 @@
         </w:tc>
         <w:tc>
           <w:tcPr>
-            <w:tcW w:type="dxa" w:w="3099"/>
+            <w:tcW w:w="3099" w:type="dxa"/>
           </w:tcPr>
           <w:p>
-            <w:r>
-              <w:rPr>
-                <w:b/>
-              </w:rPr>
-            </w:r>
+            <w:pPr>
+              <w:spacing w:before="60" w:after="60"/>
+            </w:pPr>
             <w:r>
               <w:rPr>
                 <w:b/>
@@ -1702,10 +3056,12 @@
       <w:tr>
         <w:tc>
           <w:tcPr>
-            <w:tcW w:type="dxa" w:w="2593"/>
+            <w:tcW w:w="2593" w:type="dxa"/>
           </w:tcPr>
           <w:p>
-            <w:r/>
+            <w:pPr>
+              <w:spacing w:before="60" w:after="60"/>
+            </w:pPr>
             <w:r>
               <w:t>新版本送審中</w:t>
             </w:r>
@@ -1713,10 +3069,12 @@
         </w:tc>
         <w:tc>
           <w:tcPr>
-            <w:tcW w:type="dxa" w:w="1834"/>
+            <w:tcW w:w="1834" w:type="dxa"/>
           </w:tcPr>
           <w:p>
-            <w:r/>
+            <w:pPr>
+              <w:spacing w:before="60" w:after="60"/>
+            </w:pPr>
             <w:r>
               <w:t>無法按</w:t>
             </w:r>
@@ -1724,10 +3082,12 @@
         </w:tc>
         <w:tc>
           <w:tcPr>
-            <w:tcW w:type="dxa" w:w="1834"/>
+            <w:tcW w:w="1834" w:type="dxa"/>
           </w:tcPr>
           <w:p>
-            <w:r/>
+            <w:pPr>
+              <w:spacing w:before="60" w:after="60"/>
+            </w:pPr>
             <w:r>
               <w:t>無法按</w:t>
             </w:r>
@@ -1735,10 +3095,12 @@
         </w:tc>
         <w:tc>
           <w:tcPr>
-            <w:tcW w:type="dxa" w:w="3099"/>
+            <w:tcW w:w="3099" w:type="dxa"/>
           </w:tcPr>
           <w:p>
-            <w:r/>
+            <w:pPr>
+              <w:spacing w:before="60" w:after="60"/>
+            </w:pPr>
             <w:r>
               <w:t>此文件新版本送審中，暫無法編輯或廢止</w:t>
             </w:r>
@@ -1748,10 +3110,12 @@
       <w:tr>
         <w:tc>
           <w:tcPr>
-            <w:tcW w:type="dxa" w:w="2593"/>
+            <w:tcW w:w="2593" w:type="dxa"/>
           </w:tcPr>
           <w:p>
-            <w:r/>
+            <w:pPr>
+              <w:spacing w:before="60" w:after="60"/>
+            </w:pPr>
             <w:r>
               <w:t>廢止待簽核</w:t>
             </w:r>
@@ -1759,10 +3123,12 @@
         </w:tc>
         <w:tc>
           <w:tcPr>
-            <w:tcW w:type="dxa" w:w="1834"/>
+            <w:tcW w:w="1834" w:type="dxa"/>
           </w:tcPr>
           <w:p>
-            <w:r/>
+            <w:pPr>
+              <w:spacing w:before="60" w:after="60"/>
+            </w:pPr>
             <w:r>
               <w:t>無法按</w:t>
             </w:r>
@@ -1770,10 +3136,12 @@
         </w:tc>
         <w:tc>
           <w:tcPr>
-            <w:tcW w:type="dxa" w:w="1834"/>
+            <w:tcW w:w="1834" w:type="dxa"/>
           </w:tcPr>
           <w:p>
-            <w:r/>
+            <w:pPr>
+              <w:spacing w:before="60" w:after="60"/>
+            </w:pPr>
             <w:r>
               <w:t>無法按</w:t>
             </w:r>
@@ -1781,10 +3149,12 @@
         </w:tc>
         <w:tc>
           <w:tcPr>
-            <w:tcW w:type="dxa" w:w="3099"/>
+            <w:tcW w:w="3099" w:type="dxa"/>
           </w:tcPr>
           <w:p>
-            <w:r/>
+            <w:pPr>
+              <w:spacing w:before="60" w:after="60"/>
+            </w:pPr>
             <w:r>
               <w:t>此文件廢止待簽核，暫無法編輯或再次廢止</w:t>
             </w:r>
@@ -1794,10 +3164,12 @@
       <w:tr>
         <w:tc>
           <w:tcPr>
-            <w:tcW w:type="dxa" w:w="2593"/>
+            <w:tcW w:w="2593" w:type="dxa"/>
           </w:tcPr>
           <w:p>
-            <w:r/>
+            <w:pPr>
+              <w:spacing w:before="60" w:after="60"/>
+            </w:pPr>
             <w:r>
               <w:t>本人已有此文件尚未送審的草稿</w:t>
             </w:r>
@@ -1805,10 +3177,12 @@
         </w:tc>
         <w:tc>
           <w:tcPr>
-            <w:tcW w:type="dxa" w:w="1834"/>
+            <w:tcW w:w="1834" w:type="dxa"/>
           </w:tcPr>
           <w:p>
-            <w:r/>
+            <w:pPr>
+              <w:spacing w:before="60" w:after="60"/>
+            </w:pPr>
             <w:r>
               <w:t>無法按</w:t>
             </w:r>
@@ -1816,10 +3190,12 @@
         </w:tc>
         <w:tc>
           <w:tcPr>
-            <w:tcW w:type="dxa" w:w="1834"/>
+            <w:tcW w:w="1834" w:type="dxa"/>
           </w:tcPr>
           <w:p>
-            <w:r/>
+            <w:pPr>
+              <w:spacing w:before="60" w:after="60"/>
+            </w:pPr>
             <w:r>
               <w:t>可以按</w:t>
             </w:r>
@@ -1827,10 +3203,12 @@
         </w:tc>
         <w:tc>
           <w:tcPr>
-            <w:tcW w:type="dxa" w:w="3099"/>
+            <w:tcW w:w="3099" w:type="dxa"/>
           </w:tcPr>
           <w:p>
-            <w:r/>
+            <w:pPr>
+              <w:spacing w:before="60" w:after="60"/>
+            </w:pPr>
             <w:r>
               <w:t>您已有此文件的未送簽草稿，請續編既有草稿</w:t>
             </w:r>
@@ -1843,31 +3221,47 @@
         <w:ind w:firstLine="482"/>
       </w:pPr>
       <w:r>
-        <w:t>送審結束（核准、退回或撤回）後，按鈕即恢復可用。本人有草稿時，請至 DM04 個人專區的「草稿匣」繼續編輯該草稿。</w:t>
+        <w:t>送審結束（核准、退回或撤回）後，按鈕即恢復可用。本人有草稿時，請至</w:t>
+      </w:r>
+      <w:r>
+        <w:t xml:space="preserve"> DM04 </w:t>
+      </w:r>
+      <w:r>
+        <w:t>個人專區的「草稿匣」繼續編輯該草稿。</w:t>
       </w:r>
     </w:p>
     <w:p>
       <w:pPr>
         <w:pStyle w:val="2"/>
       </w:pPr>
+      <w:bookmarkStart w:id="11" w:name="_Toc243386814"/>
       <w:r>
+        <w:lastRenderedPageBreak/>
         <w:t>七、檢視已廢止的文件</w:t>
+      </w:r>
+      <w:bookmarkEnd w:id="11"/>
+    </w:p>
+    <w:p>
+      <w:pPr>
+        <w:keepNext/>
+        <w:ind w:firstLine="482"/>
+      </w:pPr>
+      <w:r>
+        <w:t>由</w:t>
+      </w:r>
+      <w:r>
+        <w:t xml:space="preserve"> DM03 </w:t>
+      </w:r>
+      <w:r>
+        <w:t>已廢止文件查詢進入的文件，以唯讀方式呈現：</w:t>
       </w:r>
     </w:p>
     <w:p>
       <w:pPr>
-        <w:ind w:firstLine="482"/>
-      </w:pPr>
-      <w:r>
-        <w:t>由 DM03 已廢止文件查詢進入的文件，以唯讀方式呈現：</w:t>
-      </w:r>
-    </w:p>
-    <w:p>
-      <w:pPr>
         <w:pStyle w:val="af0"/>
         <w:numPr>
           <w:ilvl w:val="0"/>
-          <w:numId w:val="900"/>
+          <w:numId w:val="37"/>
         </w:numPr>
       </w:pPr>
       <w:r>
@@ -1879,7 +3273,7 @@
         <w:pStyle w:val="af0"/>
         <w:numPr>
           <w:ilvl w:val="0"/>
-          <w:numId w:val="900"/>
+          <w:numId w:val="37"/>
         </w:numPr>
       </w:pPr>
       <w:r>
@@ -1891,7 +3285,7 @@
         <w:pStyle w:val="af0"/>
         <w:numPr>
           <w:ilvl w:val="0"/>
-          <w:numId w:val="900"/>
+          <w:numId w:val="37"/>
         </w:numPr>
       </w:pPr>
       <w:r>
@@ -1904,7 +3298,13 @@
         <w:t>管理者例外</w:t>
       </w:r>
       <w:r>
-        <w:t>：無法線上預覽的 Office 版本，管理者可下載供稽核</w:t>
+        <w:t>：無法線上預覽的</w:t>
+      </w:r>
+      <w:r>
+        <w:t xml:space="preserve"> Office </w:t>
+      </w:r>
+      <w:r>
+        <w:t>版本，管理者可下載供稽核</w:t>
       </w:r>
     </w:p>
     <w:p>
@@ -1912,33 +3312,42 @@
         <w:ind w:firstLine="482"/>
       </w:pPr>
       <w:r>
-        <w:t>標題列左側箭頭返回 DM03 已廢止文件查詢。</w:t>
+        <w:t>標題列左側箭頭返回</w:t>
+      </w:r>
+      <w:r>
+        <w:t xml:space="preserve"> DM03 </w:t>
+      </w:r>
+      <w:r>
+        <w:t>已廢止文件查詢。</w:t>
       </w:r>
     </w:p>
     <w:p>
       <w:pPr>
         <w:keepNext/>
         <w:spacing w:before="160" w:after="40"/>
-        <w:ind w:left="0" w:firstLine="0"/>
         <w:jc w:val="center"/>
       </w:pPr>
       <w:r>
+        <w:rPr>
+          <w:noProof/>
+        </w:rPr>
         <w:drawing>
-          <wp:inline xmlns:a="http://schemas.openxmlformats.org/drawingml/2006/main" xmlns:pic="http://schemas.openxmlformats.org/drawingml/2006/picture">
+          <wp:inline distT="0" distB="0" distL="0" distR="0">
             <wp:extent cx="5580000" cy="1521000"/>
+            <wp:effectExtent l="0" t="0" r="0" b="0"/>
             <wp:docPr id="4" name="Picture 4"/>
             <wp:cNvGraphicFramePr>
-              <a:graphicFrameLocks noChangeAspect="1"/>
+              <a:graphicFrameLocks xmlns:a="http://schemas.openxmlformats.org/drawingml/2006/main" noChangeAspect="1"/>
             </wp:cNvGraphicFramePr>
-            <a:graphic>
+            <a:graphic xmlns:a="http://schemas.openxmlformats.org/drawingml/2006/main">
               <a:graphicData uri="http://schemas.openxmlformats.org/drawingml/2006/picture">
-                <pic:pic>
+                <pic:pic xmlns:pic="http://schemas.openxmlformats.org/drawingml/2006/picture">
                   <pic:nvPicPr>
                     <pic:cNvPr id="0" name="dm07-04.png"/>
                     <pic:cNvPicPr/>
                   </pic:nvPicPr>
                   <pic:blipFill>
-                    <a:blip r:embed="rId12"/>
+                    <a:blip r:embed="rId11"/>
                     <a:stretch>
                       <a:fillRect/>
                     </a:stretch>
@@ -1948,7 +3357,9 @@
                       <a:off x="0" y="0"/>
                       <a:ext cx="5580000" cy="1521000"/>
                     </a:xfrm>
-                    <a:prstGeom prst="rect"/>
+                    <a:prstGeom prst="rect">
+                      <a:avLst/>
+                    </a:prstGeom>
                   </pic:spPr>
                 </pic:pic>
               </a:graphicData>
@@ -1960,7 +3371,6 @@
     <w:p>
       <w:pPr>
         <w:spacing w:after="160"/>
-        <w:ind w:firstLine="0"/>
         <w:jc w:val="center"/>
       </w:pPr>
       <w:r>
@@ -1975,41 +3385,43 @@
       <w:pPr>
         <w:pStyle w:val="1"/>
       </w:pPr>
+      <w:bookmarkStart w:id="12" w:name="_Toc243386815"/>
       <w:r>
+        <w:lastRenderedPageBreak/>
         <w:t>參、常見訊息與處置</w:t>
       </w:r>
+      <w:bookmarkEnd w:id="12"/>
     </w:p>
     <w:p>
       <w:pPr>
         <w:pStyle w:val="2"/>
       </w:pPr>
+      <w:bookmarkStart w:id="13" w:name="_Toc243386816"/>
       <w:r>
         <w:t>一、被擋下（動作沒有完成）</w:t>
       </w:r>
+      <w:bookmarkEnd w:id="13"/>
     </w:p>
     <w:tbl>
       <w:tblPr>
         <w:tblStyle w:val="aff2"/>
-        <w:tblW w:type="auto" w:w="0"/>
+        <w:tblW w:w="0" w:type="auto"/>
         <w:tblLayout w:type="fixed"/>
-        <w:tblLook w:firstColumn="1" w:firstRow="1" w:lastColumn="0" w:lastRow="0" w:noHBand="0" w:noVBand="1" w:val="04A0"/>
-        <w:tblLayout w:type="fixed"/>
+        <w:tblLook w:val="04A0" w:firstRow="1" w:lastRow="0" w:firstColumn="1" w:lastColumn="0" w:noHBand="0" w:noVBand="1"/>
       </w:tblPr>
       <w:tblGrid>
-        <w:gridCol w:w="4680"/>
-        <w:gridCol w:w="4680"/>
+        <w:gridCol w:w="3733"/>
+        <w:gridCol w:w="5627"/>
       </w:tblGrid>
       <w:tr>
         <w:tc>
           <w:tcPr>
-            <w:tcW w:type="dxa" w:w="3733"/>
+            <w:tcW w:w="3733" w:type="dxa"/>
           </w:tcPr>
           <w:p>
-            <w:r>
-              <w:rPr>
-                <w:b/>
-              </w:rPr>
-            </w:r>
+            <w:pPr>
+              <w:spacing w:before="60" w:after="60"/>
+            </w:pPr>
             <w:r>
               <w:rPr>
                 <w:b/>
@@ -2020,14 +3432,12 @@
         </w:tc>
         <w:tc>
           <w:tcPr>
-            <w:tcW w:type="dxa" w:w="5627"/>
+            <w:tcW w:w="5627" w:type="dxa"/>
           </w:tcPr>
           <w:p>
-            <w:r>
-              <w:rPr>
-                <w:b/>
-              </w:rPr>
-            </w:r>
+            <w:pPr>
+              <w:spacing w:before="60" w:after="60"/>
+            </w:pPr>
             <w:r>
               <w:rPr>
                 <w:b/>
@@ -2040,10 +3450,12 @@
       <w:tr>
         <w:tc>
           <w:tcPr>
-            <w:tcW w:type="dxa" w:w="3733"/>
+            <w:tcW w:w="3733" w:type="dxa"/>
           </w:tcPr>
           <w:p>
-            <w:r/>
+            <w:pPr>
+              <w:spacing w:before="60" w:after="60"/>
+            </w:pPr>
             <w:r>
               <w:t>「請填寫廢止原因」</w:t>
             </w:r>
@@ -2051,10 +3463,12 @@
         </w:tc>
         <w:tc>
           <w:tcPr>
-            <w:tcW w:type="dxa" w:w="5627"/>
+            <w:tcW w:w="5627" w:type="dxa"/>
           </w:tcPr>
           <w:p>
-            <w:r/>
+            <w:pPr>
+              <w:spacing w:before="60" w:after="60"/>
+            </w:pPr>
             <w:r>
               <w:t>廢止原因為必填</w:t>
             </w:r>
@@ -2064,10 +3478,12 @@
       <w:tr>
         <w:tc>
           <w:tcPr>
-            <w:tcW w:type="dxa" w:w="3733"/>
+            <w:tcW w:w="3733" w:type="dxa"/>
           </w:tcPr>
           <w:p>
-            <w:r/>
+            <w:pPr>
+              <w:spacing w:before="60" w:after="60"/>
+            </w:pPr>
             <w:r>
               <w:t>「請選擇指定審核者」</w:t>
             </w:r>
@@ -2075,10 +3491,12 @@
         </w:tc>
         <w:tc>
           <w:tcPr>
-            <w:tcW w:type="dxa" w:w="5627"/>
+            <w:tcW w:w="5627" w:type="dxa"/>
           </w:tcPr>
           <w:p>
-            <w:r/>
+            <w:pPr>
+              <w:spacing w:before="60" w:after="60"/>
+            </w:pPr>
             <w:r>
               <w:t>須指定一位審核者</w:t>
             </w:r>
@@ -2088,10 +3506,12 @@
       <w:tr>
         <w:tc>
           <w:tcPr>
-            <w:tcW w:type="dxa" w:w="3733"/>
+            <w:tcW w:w="3733" w:type="dxa"/>
           </w:tcPr>
           <w:p>
-            <w:r/>
+            <w:pPr>
+              <w:spacing w:before="60" w:after="60"/>
+            </w:pPr>
             <w:r>
               <w:t>「此文件正進行新版本送審，無法同時發起廢止」</w:t>
             </w:r>
@@ -2099,10 +3519,12 @@
         </w:tc>
         <w:tc>
           <w:tcPr>
-            <w:tcW w:type="dxa" w:w="5627"/>
+            <w:tcW w:w="5627" w:type="dxa"/>
           </w:tcPr>
           <w:p>
-            <w:r/>
+            <w:pPr>
+              <w:spacing w:before="60" w:after="60"/>
+            </w:pPr>
             <w:r>
               <w:t>開啟視窗後，有人送出了此文件的新版本。待該送審結束後再申請廢止</w:t>
             </w:r>
@@ -2112,10 +3534,12 @@
       <w:tr>
         <w:tc>
           <w:tcPr>
-            <w:tcW w:type="dxa" w:w="3733"/>
+            <w:tcW w:w="3733" w:type="dxa"/>
           </w:tcPr>
           <w:p>
-            <w:r/>
+            <w:pPr>
+              <w:spacing w:before="60" w:after="60"/>
+            </w:pPr>
             <w:r>
               <w:t>「僅能對已發布文件發起廢止」</w:t>
             </w:r>
@@ -2123,12 +3547,20 @@
         </w:tc>
         <w:tc>
           <w:tcPr>
-            <w:tcW w:type="dxa" w:w="5627"/>
+            <w:tcW w:w="5627" w:type="dxa"/>
           </w:tcPr>
           <w:p>
-            <w:r/>
+            <w:pPr>
+              <w:spacing w:before="60" w:after="60"/>
+            </w:pPr>
             <w:r>
-              <w:t>開啟視窗後，已有他人先送出此文件的廢止申請，文件已轉為廢止待簽核。該申請由審核者於 DM02 簽核中心處理</w:t>
+              <w:t>開啟視窗後，已有他人先送出此文件的廢止申請，文件已轉為廢止待簽核。該申請由審核者於</w:t>
+            </w:r>
+            <w:r>
+              <w:t xml:space="preserve"> DM02 </w:t>
+            </w:r>
+            <w:r>
+              <w:t>簽核中心處理</w:t>
             </w:r>
           </w:p>
         </w:tc>
@@ -2136,10 +3568,12 @@
       <w:tr>
         <w:tc>
           <w:tcPr>
-            <w:tcW w:type="dxa" w:w="3733"/>
+            <w:tcW w:w="3733" w:type="dxa"/>
           </w:tcPr>
           <w:p>
-            <w:r/>
+            <w:pPr>
+              <w:spacing w:before="60" w:after="60"/>
+            </w:pPr>
             <w:r>
               <w:t>附件格式不支援或超過大小上限之提示</w:t>
             </w:r>
@@ -2147,12 +3581,38 @@
         </w:tc>
         <w:tc>
           <w:tcPr>
-            <w:tcW w:type="dxa" w:w="5627"/>
+            <w:tcW w:w="5627" w:type="dxa"/>
           </w:tcPr>
           <w:p>
-            <w:r/>
+            <w:pPr>
+              <w:spacing w:before="60" w:after="60"/>
+            </w:pPr>
             <w:r>
-              <w:t>改附 PDF、Word、Excel、PowerPoint 或圖片，且不超過文件上傳的大小上限</w:t>
+              <w:t>改附</w:t>
+            </w:r>
+            <w:r>
+              <w:t xml:space="preserve"> PDF</w:t>
+            </w:r>
+            <w:r>
+              <w:t>、</w:t>
+            </w:r>
+            <w:r>
+              <w:t>Word</w:t>
+            </w:r>
+            <w:r>
+              <w:t>、</w:t>
+            </w:r>
+            <w:r>
+              <w:t>Excel</w:t>
+            </w:r>
+            <w:r>
+              <w:t>、</w:t>
+            </w:r>
+            <w:r>
+              <w:t xml:space="preserve">PowerPoint </w:t>
+            </w:r>
+            <w:r>
+              <w:t>或圖片，且不超過文件上傳的大小上限</w:t>
             </w:r>
           </w:p>
         </w:tc>
@@ -2160,10 +3620,12 @@
       <w:tr>
         <w:tc>
           <w:tcPr>
-            <w:tcW w:type="dxa" w:w="3733"/>
+            <w:tcW w:w="3733" w:type="dxa"/>
           </w:tcPr>
           <w:p>
-            <w:r/>
+            <w:pPr>
+              <w:spacing w:before="60" w:after="60"/>
+            </w:pPr>
             <w:r>
               <w:t>按「下載」顯示「檔案下載失敗，請稍後再試」</w:t>
             </w:r>
@@ -2171,10 +3633,12 @@
         </w:tc>
         <w:tc>
           <w:tcPr>
-            <w:tcW w:type="dxa" w:w="5627"/>
+            <w:tcW w:w="5627" w:type="dxa"/>
           </w:tcPr>
           <w:p>
-            <w:r/>
+            <w:pPr>
+              <w:spacing w:before="60" w:after="60"/>
+            </w:pPr>
             <w:r>
               <w:t>文件可能已於期間被廢止，請返回文件庫重新開啟該文件確認</w:t>
             </w:r>
@@ -2186,33 +3650,32 @@
       <w:pPr>
         <w:pStyle w:val="2"/>
       </w:pPr>
+      <w:bookmarkStart w:id="14" w:name="_Toc243386817"/>
       <w:r>
         <w:t>二、送出後的結果訊息</w:t>
       </w:r>
+      <w:bookmarkEnd w:id="14"/>
     </w:p>
     <w:tbl>
       <w:tblPr>
         <w:tblStyle w:val="aff2"/>
-        <w:tblW w:type="auto" w:w="0"/>
+        <w:tblW w:w="0" w:type="auto"/>
         <w:tblLayout w:type="fixed"/>
-        <w:tblLook w:firstColumn="1" w:firstRow="1" w:lastColumn="0" w:lastRow="0" w:noHBand="0" w:noVBand="1" w:val="04A0"/>
-        <w:tblLayout w:type="fixed"/>
+        <w:tblLook w:val="04A0" w:firstRow="1" w:lastRow="0" w:firstColumn="1" w:lastColumn="0" w:noHBand="0" w:noVBand="1"/>
       </w:tblPr>
       <w:tblGrid>
-        <w:gridCol w:w="4680"/>
-        <w:gridCol w:w="4680"/>
+        <w:gridCol w:w="2592"/>
+        <w:gridCol w:w="6768"/>
       </w:tblGrid>
       <w:tr>
         <w:tc>
           <w:tcPr>
-            <w:tcW w:type="dxa" w:w="2592"/>
+            <w:tcW w:w="2592" w:type="dxa"/>
           </w:tcPr>
           <w:p>
-            <w:r>
-              <w:rPr>
-                <w:b/>
-              </w:rPr>
-            </w:r>
+            <w:pPr>
+              <w:spacing w:before="60" w:after="60"/>
+            </w:pPr>
             <w:r>
               <w:rPr>
                 <w:b/>
@@ -2223,14 +3686,12 @@
         </w:tc>
         <w:tc>
           <w:tcPr>
-            <w:tcW w:type="dxa" w:w="6768"/>
+            <w:tcW w:w="6768" w:type="dxa"/>
           </w:tcPr>
           <w:p>
-            <w:r>
-              <w:rPr>
-                <w:b/>
-              </w:rPr>
-            </w:r>
+            <w:pPr>
+              <w:spacing w:before="60" w:after="60"/>
+            </w:pPr>
             <w:r>
               <w:rPr>
                 <w:b/>
@@ -2243,10 +3704,12 @@
       <w:tr>
         <w:tc>
           <w:tcPr>
-            <w:tcW w:type="dxa" w:w="2592"/>
+            <w:tcW w:w="2592" w:type="dxa"/>
           </w:tcPr>
           <w:p>
-            <w:r/>
+            <w:pPr>
+              <w:spacing w:before="60" w:after="60"/>
+            </w:pPr>
             <w:r>
               <w:t>「已送出廢止申請」</w:t>
             </w:r>
@@ -2254,10 +3717,12 @@
         </w:tc>
         <w:tc>
           <w:tcPr>
-            <w:tcW w:type="dxa" w:w="6768"/>
+            <w:tcW w:w="6768" w:type="dxa"/>
           </w:tcPr>
           <w:p>
-            <w:r/>
+            <w:pPr>
+              <w:spacing w:before="60" w:after="60"/>
+            </w:pPr>
             <w:r>
               <w:t>申請已送出，文件轉為廢止待簽核，於核准前仍照常提供</w:t>
             </w:r>
@@ -2269,33 +3734,32 @@
       <w:pPr>
         <w:pStyle w:val="2"/>
       </w:pPr>
+      <w:bookmarkStart w:id="15" w:name="_Toc243386818"/>
       <w:r>
         <w:t>三、其他情況</w:t>
       </w:r>
+      <w:bookmarkEnd w:id="15"/>
     </w:p>
     <w:tbl>
       <w:tblPr>
         <w:tblStyle w:val="aff2"/>
-        <w:tblW w:type="auto" w:w="0"/>
+        <w:tblW w:w="0" w:type="auto"/>
         <w:tblLayout w:type="fixed"/>
-        <w:tblLook w:firstColumn="1" w:firstRow="1" w:lastColumn="0" w:lastRow="0" w:noHBand="0" w:noVBand="1" w:val="04A0"/>
-        <w:tblLayout w:type="fixed"/>
+        <w:tblLook w:val="04A0" w:firstRow="1" w:lastRow="0" w:firstColumn="1" w:lastColumn="0" w:noHBand="0" w:noVBand="1"/>
       </w:tblPr>
       <w:tblGrid>
-        <w:gridCol w:w="4680"/>
-        <w:gridCol w:w="4680"/>
+        <w:gridCol w:w="4207"/>
+        <w:gridCol w:w="5153"/>
       </w:tblGrid>
       <w:tr>
         <w:tc>
           <w:tcPr>
-            <w:tcW w:type="dxa" w:w="4207"/>
+            <w:tcW w:w="4207" w:type="dxa"/>
           </w:tcPr>
           <w:p>
-            <w:r>
-              <w:rPr>
-                <w:b/>
-              </w:rPr>
-            </w:r>
+            <w:pPr>
+              <w:spacing w:before="60" w:after="60"/>
+            </w:pPr>
             <w:r>
               <w:rPr>
                 <w:b/>
@@ -2306,14 +3770,12 @@
         </w:tc>
         <w:tc>
           <w:tcPr>
-            <w:tcW w:type="dxa" w:w="5153"/>
+            <w:tcW w:w="5153" w:type="dxa"/>
           </w:tcPr>
           <w:p>
-            <w:r>
-              <w:rPr>
-                <w:b/>
-              </w:rPr>
-            </w:r>
+            <w:pPr>
+              <w:spacing w:before="60" w:after="60"/>
+            </w:pPr>
             <w:r>
               <w:rPr>
                 <w:b/>
@@ -2326,10 +3788,12 @@
       <w:tr>
         <w:tc>
           <w:tcPr>
-            <w:tcW w:type="dxa" w:w="4207"/>
+            <w:tcW w:w="4207" w:type="dxa"/>
           </w:tcPr>
           <w:p>
-            <w:r/>
+            <w:pPr>
+              <w:spacing w:before="60" w:after="60"/>
+            </w:pPr>
             <w:r>
               <w:t>開啟時顯示「查無此文件或無權存取。」</w:t>
             </w:r>
@@ -2337,10 +3801,12 @@
         </w:tc>
         <w:tc>
           <w:tcPr>
-            <w:tcW w:type="dxa" w:w="5153"/>
+            <w:tcW w:w="5153" w:type="dxa"/>
           </w:tcPr>
           <w:p>
-            <w:r/>
+            <w:pPr>
+              <w:spacing w:before="60" w:after="60"/>
+            </w:pPr>
             <w:r>
               <w:t>該文件不存在、尚未發布，或其可見對象未開放給本人。可見對象需調整者請洽撰寫者或管理者</w:t>
             </w:r>
@@ -2350,10 +3816,12 @@
       <w:tr>
         <w:tc>
           <w:tcPr>
-            <w:tcW w:type="dxa" w:w="4207"/>
+            <w:tcW w:w="4207" w:type="dxa"/>
           </w:tcPr>
           <w:p>
-            <w:r/>
+            <w:pPr>
+              <w:spacing w:before="60" w:after="60"/>
+            </w:pPr>
             <w:r>
               <w:t>按「預覽」或「下載」顯示「查無檔案，可能已被移除，請聯絡管理者」</w:t>
             </w:r>
@@ -2361,10 +3829,12 @@
         </w:tc>
         <w:tc>
           <w:tcPr>
-            <w:tcW w:type="dxa" w:w="5153"/>
+            <w:tcW w:w="5153" w:type="dxa"/>
           </w:tcPr>
           <w:p>
-            <w:r/>
+            <w:pPr>
+              <w:spacing w:before="60" w:after="60"/>
+            </w:pPr>
             <w:r>
               <w:t>該版本的檔案已不存在，請洽管理者</w:t>
             </w:r>
@@ -2374,10 +3844,12 @@
       <w:tr>
         <w:tc>
           <w:tcPr>
-            <w:tcW w:type="dxa" w:w="4207"/>
+            <w:tcW w:w="4207" w:type="dxa"/>
           </w:tcPr>
           <w:p>
-            <w:r/>
+            <w:pPr>
+              <w:spacing w:before="60" w:after="60"/>
+            </w:pPr>
             <w:r>
               <w:t>舊版本只能預覽，需要原檔</w:t>
             </w:r>
@@ -2385,10 +3857,12 @@
         </w:tc>
         <w:tc>
           <w:tcPr>
-            <w:tcW w:type="dxa" w:w="5153"/>
+            <w:tcW w:w="5153" w:type="dxa"/>
           </w:tcPr>
           <w:p>
-            <w:r/>
+            <w:pPr>
+              <w:spacing w:before="60" w:after="60"/>
+            </w:pPr>
             <w:r>
               <w:t>下載僅開放目前發布版本，管理者亦同，以避免誤用過時規範。確有稽核需要舊版原檔者，請洽系統維運人員</w:t>
             </w:r>
@@ -2398,10 +3872,12 @@
       <w:tr>
         <w:tc>
           <w:tcPr>
-            <w:tcW w:type="dxa" w:w="4207"/>
+            <w:tcW w:w="4207" w:type="dxa"/>
           </w:tcPr>
           <w:p>
-            <w:r/>
+            <w:pPr>
+              <w:spacing w:before="60" w:after="60"/>
+            </w:pPr>
             <w:r>
               <w:t>沒有看到「編輯新版本」與「廢止此文件」</w:t>
             </w:r>
@@ -2409,10 +3885,12 @@
         </w:tc>
         <w:tc>
           <w:tcPr>
-            <w:tcW w:type="dxa" w:w="5153"/>
+            <w:tcW w:w="5153" w:type="dxa"/>
           </w:tcPr>
           <w:p>
-            <w:r/>
+            <w:pPr>
+              <w:spacing w:before="60" w:after="60"/>
+            </w:pPr>
             <w:r>
               <w:t>本人不具編輯者角色</w:t>
             </w:r>
@@ -2422,10 +3900,12 @@
       <w:tr>
         <w:tc>
           <w:tcPr>
-            <w:tcW w:type="dxa" w:w="4207"/>
+            <w:tcW w:w="4207" w:type="dxa"/>
           </w:tcPr>
           <w:p>
-            <w:r/>
+            <w:pPr>
+              <w:spacing w:before="60" w:after="60"/>
+            </w:pPr>
             <w:r>
               <w:t>按鈕是灰色的</w:t>
             </w:r>
@@ -2433,10 +3913,12 @@
         </w:tc>
         <w:tc>
           <w:tcPr>
-            <w:tcW w:type="dxa" w:w="5153"/>
+            <w:tcW w:w="5153" w:type="dxa"/>
           </w:tcPr>
           <w:p>
-            <w:r/>
+            <w:pPr>
+              <w:spacing w:before="60" w:after="60"/>
+            </w:pPr>
             <w:r>
               <w:t>文件正在送審，或本人已有此文件的草稿。游標移到按鈕上可看到原因，見〈送審期間入口暫停使用〉</w:t>
             </w:r>
@@ -2444,8 +3926,9 @@
         </w:tc>
       </w:tr>
     </w:tbl>
+    <w:p/>
     <w:sectPr>
-      <w:footerReference w:type="default" r:id="rId46"/>
+      <w:footerReference w:type="default" r:id="rId12"/>
       <w:pgSz w:w="12240" w:h="15840"/>
       <w:pgMar w:top="1440" w:right="1440" w:bottom="1440" w:left="1440" w:header="720" w:footer="720" w:gutter="0"/>
       <w:pgNumType w:start="1"/>
@@ -2486,16 +3969,6 @@
   <w:p>
     <w:pPr>
       <w:pStyle w:val="a5"/>
-    </w:pPr>
-  </w:p>
-</w:ftr>
-</file>
-
-<file path=word/footer2.xml><?xml version="1.0" encoding="utf-8"?>
-<w:ftr xmlns:wpc="http://schemas.microsoft.com/office/word/2010/wordprocessingCanvas" xmlns:cx="http://schemas.microsoft.com/office/drawing/2014/chartex" xmlns:cx1="http://schemas.microsoft.com/office/drawing/2015/9/8/chartex" xmlns:cx2="http://schemas.microsoft.com/office/drawing/2015/10/21/chartex" xmlns:cx3="http://schemas.microsoft.com/office/drawing/2016/5/9/chartex" xmlns:cx4="http://schemas.microsoft.com/office/drawing/2016/5/10/chartex" xmlns:cx5="http://schemas.microsoft.com/office/drawing/2016/5/11/chartex" xmlns:cx6="http://schemas.microsoft.com/office/drawing/2016/5/12/chartex" xmlns:cx7="http://schemas.microsoft.com/office/drawing/2016/5/13/chartex" xmlns:cx8="http://schemas.microsoft.com/office/drawing/2016/5/14/chartex" xmlns:mc="http://schemas.openxmlformats.org/markup-compatibility/2006" xmlns:aink="http://schemas.microsoft.com/office/drawing/2016/ink" xmlns:am3d="http://schemas.microsoft.com/office/drawing/2017/model3d" xmlns:o="urn:schemas-microsoft-com:office:office" xmlns:r="http://schemas.openxmlformats.org/officeDocument/2006/relationships" xmlns:m="http://schemas.openxmlformats.org/officeDocument/2006/math" xmlns:v="urn:schemas-microsoft-com:vml" xmlns:wp14="http://schemas.microsoft.com/office/word/2010/wordprocessingDrawing" xmlns:wp="http://schemas.openxmlformats.org/drawingml/2006/wordprocessingDrawing" xmlns:w10="urn:schemas-microsoft-com:office:word" xmlns:w="http://schemas.openxmlformats.org/wordprocessingml/2006/main" xmlns:w14="http://schemas.microsoft.com/office/word/2010/wordml" xmlns:w15="http://schemas.microsoft.com/office/word/2012/wordml" xmlns:w16cid="http://schemas.microsoft.com/office/word/2016/wordml/cid" xmlns:w16se="http://schemas.microsoft.com/office/word/2015/wordml/symex" xmlns:wpg="http://schemas.microsoft.com/office/word/2010/wordprocessingGroup" xmlns:wpi="http://schemas.microsoft.com/office/word/2010/wordprocessingInk" xmlns:wne="http://schemas.microsoft.com/office/word/2006/wordml" xmlns:wps="http://schemas.microsoft.com/office/word/2010/wordprocessingShape" mc:Ignorable="w14 w15 w16se w16cid wp14">
-  <w:p>
-    <w:pPr>
-      <w:pStyle w:val="a5"/>
       <w:jc w:val="center"/>
     </w:pPr>
     <w:r>
@@ -2559,7 +4032,7 @@
         <w:noProof/>
         <w:sz w:val="20"/>
       </w:rPr>
-      <w:t>39</w:t>
+      <w:t>7</w:t>
     </w:r>
     <w:r>
       <w:rPr>
@@ -2599,6 +4072,64 @@
 <file path=word/numbering.xml><?xml version="1.0" encoding="utf-8"?>
 <w:numbering xmlns:wpc="http://schemas.microsoft.com/office/word/2010/wordprocessingCanvas" xmlns:cx="http://schemas.microsoft.com/office/drawing/2014/chartex" xmlns:cx1="http://schemas.microsoft.com/office/drawing/2015/9/8/chartex" xmlns:cx2="http://schemas.microsoft.com/office/drawing/2015/10/21/chartex" xmlns:cx3="http://schemas.microsoft.com/office/drawing/2016/5/9/chartex" xmlns:cx4="http://schemas.microsoft.com/office/drawing/2016/5/10/chartex" xmlns:cx5="http://schemas.microsoft.com/office/drawing/2016/5/11/chartex" xmlns:cx6="http://schemas.microsoft.com/office/drawing/2016/5/12/chartex" xmlns:cx7="http://schemas.microsoft.com/office/drawing/2016/5/13/chartex" xmlns:cx8="http://schemas.microsoft.com/office/drawing/2016/5/14/chartex" xmlns:mc="http://schemas.openxmlformats.org/markup-compatibility/2006" xmlns:aink="http://schemas.microsoft.com/office/drawing/2016/ink" xmlns:am3d="http://schemas.microsoft.com/office/drawing/2017/model3d" xmlns:o="urn:schemas-microsoft-com:office:office" xmlns:r="http://schemas.openxmlformats.org/officeDocument/2006/relationships" xmlns:m="http://schemas.openxmlformats.org/officeDocument/2006/math" xmlns:v="urn:schemas-microsoft-com:vml" xmlns:wp14="http://schemas.microsoft.com/office/word/2010/wordprocessingDrawing" xmlns:wp="http://schemas.openxmlformats.org/drawingml/2006/wordprocessingDrawing" xmlns:w10="urn:schemas-microsoft-com:office:word" xmlns:w="http://schemas.openxmlformats.org/wordprocessingml/2006/main" xmlns:w14="http://schemas.microsoft.com/office/word/2010/wordml" xmlns:w15="http://schemas.microsoft.com/office/word/2012/wordml" xmlns:w16cid="http://schemas.microsoft.com/office/word/2016/wordml/cid" xmlns:w16se="http://schemas.microsoft.com/office/word/2015/wordml/symex" xmlns:wpg="http://schemas.microsoft.com/office/word/2010/wordprocessingGroup" xmlns:wpi="http://schemas.microsoft.com/office/word/2010/wordprocessingInk" xmlns:wne="http://schemas.microsoft.com/office/word/2006/wordml" xmlns:wps="http://schemas.microsoft.com/office/word/2010/wordprocessingShape" mc:Ignorable="w14 w15 w16se w16cid wp14">
   <w:abstractNum w:abstractNumId="0" w15:restartNumberingAfterBreak="0">
+    <w:nsid w:val="196D2E25"/>
+    <w:multiLevelType w:val="multilevel"/>
+    <w:tmpl w:val="15DCF5C4"/>
+    <w:lvl w:ilvl="0">
+      <w:start w:val="1"/>
+      <w:numFmt w:val="bullet"/>
+      <w:lvlText w:val="●"/>
+      <w:lvlJc w:val="left"/>
+      <w:pPr>
+        <w:ind w:left="482" w:hanging="482"/>
+      </w:pPr>
+    </w:lvl>
+    <w:lvl w:ilvl="1">
+      <w:start w:val="1"/>
+      <w:numFmt w:val="bullet"/>
+      <w:lvlText w:val="●"/>
+      <w:lvlJc w:val="left"/>
+      <w:pPr>
+        <w:ind w:left="1440" w:hanging="480"/>
+      </w:pPr>
+    </w:lvl>
+    <w:lvl w:ilvl="2">
+      <w:numFmt w:val="decimal"/>
+      <w:lvlText w:val=""/>
+      <w:lvlJc w:val="left"/>
+    </w:lvl>
+    <w:lvl w:ilvl="3">
+      <w:numFmt w:val="decimal"/>
+      <w:lvlText w:val=""/>
+      <w:lvlJc w:val="left"/>
+    </w:lvl>
+    <w:lvl w:ilvl="4">
+      <w:numFmt w:val="decimal"/>
+      <w:lvlText w:val=""/>
+      <w:lvlJc w:val="left"/>
+    </w:lvl>
+    <w:lvl w:ilvl="5">
+      <w:numFmt w:val="decimal"/>
+      <w:lvlText w:val=""/>
+      <w:lvlJc w:val="left"/>
+    </w:lvl>
+    <w:lvl w:ilvl="6">
+      <w:numFmt w:val="decimal"/>
+      <w:lvlText w:val=""/>
+      <w:lvlJc w:val="left"/>
+    </w:lvl>
+    <w:lvl w:ilvl="7">
+      <w:numFmt w:val="decimal"/>
+      <w:lvlText w:val=""/>
+      <w:lvlJc w:val="left"/>
+    </w:lvl>
+    <w:lvl w:ilvl="8">
+      <w:numFmt w:val="decimal"/>
+      <w:lvlText w:val=""/>
+      <w:lvlJc w:val="left"/>
+    </w:lvl>
+  </w:abstractNum>
+  <w:abstractNum w:abstractNumId="1" w15:restartNumberingAfterBreak="0">
     <w:nsid w:val="1ABC44C1"/>
     <w:multiLevelType w:val="singleLevel"/>
     <w:tmpl w:val="DB806158"/>
@@ -2615,7 +4146,7 @@
       </w:rPr>
     </w:lvl>
   </w:abstractNum>
-  <w:abstractNum w:abstractNumId="1" w15:restartNumberingAfterBreak="0">
+  <w:abstractNum w:abstractNumId="2" w15:restartNumberingAfterBreak="0">
     <w:nsid w:val="7CDE1FC3"/>
     <w:multiLevelType w:val="hybridMultilevel"/>
     <w:tmpl w:val="7EACF0CE"/>
@@ -2679,237 +4210,226 @@
       <w:lvlJc w:val="left"/>
     </w:lvl>
   </w:abstractNum>
-  <w:abstractNum w:abstractNumId="900">
-    <w:lvl w:ilvl="0">
-      <w:start w:val="1"/>
-      <w:numFmt w:val="bullet"/>
-      <w:lvlText w:val="●"/>
-      <w:lvlJc w:val="left"/>
-      <w:pPr>
-        <w:ind w:left="482" w:hanging="482"/>
-      </w:pPr>
-    </w:lvl>
-  </w:abstractNum>
   <w:num w:numId="1">
-    <w:abstractNumId w:val="0"/>
+    <w:abstractNumId w:val="1"/>
     <w:lvlOverride w:ilvl="0">
       <w:startOverride w:val="1"/>
     </w:lvlOverride>
   </w:num>
   <w:num w:numId="2">
-    <w:abstractNumId w:val="0"/>
+    <w:abstractNumId w:val="1"/>
     <w:lvlOverride w:ilvl="0">
       <w:startOverride w:val="1"/>
     </w:lvlOverride>
   </w:num>
   <w:num w:numId="3">
-    <w:abstractNumId w:val="0"/>
+    <w:abstractNumId w:val="1"/>
     <w:lvlOverride w:ilvl="0">
       <w:startOverride w:val="1"/>
     </w:lvlOverride>
   </w:num>
   <w:num w:numId="4">
+    <w:abstractNumId w:val="2"/>
+    <w:lvlOverride w:ilvl="0">
+      <w:startOverride w:val="1"/>
+    </w:lvlOverride>
+  </w:num>
+  <w:num w:numId="5">
     <w:abstractNumId w:val="1"/>
     <w:lvlOverride w:ilvl="0">
       <w:startOverride w:val="1"/>
     </w:lvlOverride>
   </w:num>
-  <w:num w:numId="5">
-    <w:abstractNumId w:val="0"/>
-    <w:lvlOverride w:ilvl="0">
-      <w:startOverride w:val="1"/>
-    </w:lvlOverride>
-  </w:num>
   <w:num w:numId="6">
-    <w:abstractNumId w:val="0"/>
+    <w:abstractNumId w:val="1"/>
     <w:lvlOverride w:ilvl="0">
       <w:startOverride w:val="1"/>
     </w:lvlOverride>
   </w:num>
   <w:num w:numId="7">
-    <w:abstractNumId w:val="0"/>
+    <w:abstractNumId w:val="1"/>
     <w:lvlOverride w:ilvl="0">
       <w:startOverride w:val="1"/>
     </w:lvlOverride>
   </w:num>
   <w:num w:numId="8">
-    <w:abstractNumId w:val="0"/>
+    <w:abstractNumId w:val="1"/>
     <w:lvlOverride w:ilvl="0">
       <w:startOverride w:val="1"/>
     </w:lvlOverride>
   </w:num>
   <w:num w:numId="9">
-    <w:abstractNumId w:val="0"/>
+    <w:abstractNumId w:val="1"/>
     <w:lvlOverride w:ilvl="0">
       <w:startOverride w:val="1"/>
     </w:lvlOverride>
   </w:num>
   <w:num w:numId="10">
-    <w:abstractNumId w:val="0"/>
+    <w:abstractNumId w:val="1"/>
     <w:lvlOverride w:ilvl="0">
       <w:startOverride w:val="1"/>
     </w:lvlOverride>
   </w:num>
   <w:num w:numId="11">
-    <w:abstractNumId w:val="0"/>
+    <w:abstractNumId w:val="1"/>
     <w:lvlOverride w:ilvl="0">
       <w:startOverride w:val="1"/>
     </w:lvlOverride>
   </w:num>
   <w:num w:numId="12">
-    <w:abstractNumId w:val="0"/>
+    <w:abstractNumId w:val="1"/>
     <w:lvlOverride w:ilvl="0">
       <w:startOverride w:val="1"/>
     </w:lvlOverride>
   </w:num>
   <w:num w:numId="13">
-    <w:abstractNumId w:val="0"/>
+    <w:abstractNumId w:val="1"/>
     <w:lvlOverride w:ilvl="0">
       <w:startOverride w:val="1"/>
     </w:lvlOverride>
   </w:num>
   <w:num w:numId="14">
-    <w:abstractNumId w:val="0"/>
+    <w:abstractNumId w:val="1"/>
     <w:lvlOverride w:ilvl="0">
       <w:startOverride w:val="1"/>
     </w:lvlOverride>
   </w:num>
   <w:num w:numId="15">
-    <w:abstractNumId w:val="0"/>
+    <w:abstractNumId w:val="1"/>
     <w:lvlOverride w:ilvl="0">
       <w:startOverride w:val="1"/>
     </w:lvlOverride>
   </w:num>
   <w:num w:numId="16">
-    <w:abstractNumId w:val="0"/>
+    <w:abstractNumId w:val="1"/>
     <w:lvlOverride w:ilvl="0">
       <w:startOverride w:val="1"/>
     </w:lvlOverride>
   </w:num>
   <w:num w:numId="17">
-    <w:abstractNumId w:val="0"/>
+    <w:abstractNumId w:val="1"/>
     <w:lvlOverride w:ilvl="0">
       <w:startOverride w:val="1"/>
     </w:lvlOverride>
   </w:num>
   <w:num w:numId="18">
-    <w:abstractNumId w:val="0"/>
+    <w:abstractNumId w:val="1"/>
     <w:lvlOverride w:ilvl="0">
       <w:startOverride w:val="1"/>
     </w:lvlOverride>
   </w:num>
   <w:num w:numId="19">
-    <w:abstractNumId w:val="0"/>
+    <w:abstractNumId w:val="1"/>
     <w:lvlOverride w:ilvl="0">
       <w:startOverride w:val="1"/>
     </w:lvlOverride>
   </w:num>
   <w:num w:numId="20">
-    <w:abstractNumId w:val="0"/>
+    <w:abstractNumId w:val="1"/>
     <w:lvlOverride w:ilvl="0">
       <w:startOverride w:val="1"/>
     </w:lvlOverride>
   </w:num>
   <w:num w:numId="21">
-    <w:abstractNumId w:val="0"/>
+    <w:abstractNumId w:val="1"/>
     <w:lvlOverride w:ilvl="0">
       <w:startOverride w:val="1"/>
     </w:lvlOverride>
   </w:num>
   <w:num w:numId="22">
-    <w:abstractNumId w:val="0"/>
+    <w:abstractNumId w:val="1"/>
     <w:lvlOverride w:ilvl="0">
       <w:startOverride w:val="1"/>
     </w:lvlOverride>
   </w:num>
   <w:num w:numId="23">
-    <w:abstractNumId w:val="0"/>
+    <w:abstractNumId w:val="1"/>
     <w:lvlOverride w:ilvl="0">
       <w:startOverride w:val="1"/>
     </w:lvlOverride>
   </w:num>
   <w:num w:numId="24">
-    <w:abstractNumId w:val="0"/>
+    <w:abstractNumId w:val="1"/>
     <w:lvlOverride w:ilvl="0">
       <w:startOverride w:val="1"/>
     </w:lvlOverride>
   </w:num>
   <w:num w:numId="25">
-    <w:abstractNumId w:val="0"/>
+    <w:abstractNumId w:val="1"/>
     <w:lvlOverride w:ilvl="0">
       <w:startOverride w:val="1"/>
     </w:lvlOverride>
   </w:num>
   <w:num w:numId="26">
-    <w:abstractNumId w:val="0"/>
+    <w:abstractNumId w:val="1"/>
     <w:lvlOverride w:ilvl="0">
       <w:startOverride w:val="1"/>
     </w:lvlOverride>
   </w:num>
   <w:num w:numId="27">
-    <w:abstractNumId w:val="0"/>
+    <w:abstractNumId w:val="1"/>
     <w:lvlOverride w:ilvl="0">
       <w:startOverride w:val="1"/>
     </w:lvlOverride>
   </w:num>
   <w:num w:numId="28">
-    <w:abstractNumId w:val="0"/>
+    <w:abstractNumId w:val="1"/>
     <w:lvlOverride w:ilvl="0">
       <w:startOverride w:val="1"/>
     </w:lvlOverride>
   </w:num>
   <w:num w:numId="29">
-    <w:abstractNumId w:val="0"/>
+    <w:abstractNumId w:val="1"/>
     <w:lvlOverride w:ilvl="0">
       <w:startOverride w:val="1"/>
     </w:lvlOverride>
   </w:num>
   <w:num w:numId="30">
-    <w:abstractNumId w:val="0"/>
+    <w:abstractNumId w:val="1"/>
     <w:lvlOverride w:ilvl="0">
       <w:startOverride w:val="1"/>
     </w:lvlOverride>
   </w:num>
   <w:num w:numId="31">
-    <w:abstractNumId w:val="0"/>
+    <w:abstractNumId w:val="1"/>
     <w:lvlOverride w:ilvl="0">
       <w:startOverride w:val="1"/>
     </w:lvlOverride>
   </w:num>
   <w:num w:numId="32">
-    <w:abstractNumId w:val="0"/>
+    <w:abstractNumId w:val="1"/>
     <w:lvlOverride w:ilvl="0">
       <w:startOverride w:val="1"/>
     </w:lvlOverride>
   </w:num>
   <w:num w:numId="33">
-    <w:abstractNumId w:val="0"/>
+    <w:abstractNumId w:val="1"/>
     <w:lvlOverride w:ilvl="0">
       <w:startOverride w:val="1"/>
     </w:lvlOverride>
   </w:num>
   <w:num w:numId="34">
-    <w:abstractNumId w:val="0"/>
+    <w:abstractNumId w:val="1"/>
     <w:lvlOverride w:ilvl="0">
       <w:startOverride w:val="1"/>
     </w:lvlOverride>
   </w:num>
   <w:num w:numId="35">
-    <w:abstractNumId w:val="0"/>
+    <w:abstractNumId w:val="1"/>
     <w:lvlOverride w:ilvl="0">
       <w:startOverride w:val="1"/>
     </w:lvlOverride>
   </w:num>
   <w:num w:numId="36">
-    <w:abstractNumId w:val="0"/>
+    <w:abstractNumId w:val="1"/>
     <w:lvlOverride w:ilvl="0">
       <w:startOverride w:val="1"/>
     </w:lvlOverride>
   </w:num>
+  <w:num w:numId="37">
+    <w:abstractNumId w:val="0"/>
+  </w:num>
   <w:numIdMacAtCleanup w:val="36"/>
-  <w:num w:numId="900">
-    <w:abstractNumId w:val="900"/>
-  </w:num>
 </w:numbering>
 </file>
 
@@ -14675,7 +16195,7 @@
 </file>
 
 <file path=customXml/itemProps1.xml><?xml version="1.0" encoding="utf-8"?>
-<ds:datastoreItem xmlns:ds="http://schemas.openxmlformats.org/officeDocument/2006/customXml" ds:itemID="{F5433768-CC8D-4AF3-B2C9-4B3C2D302557}">
+<ds:datastoreItem xmlns:ds="http://schemas.openxmlformats.org/officeDocument/2006/customXml" ds:itemID="{30362A31-8407-4E2C-B7CA-26C40810828D}">
   <ds:schemaRefs>
     <ds:schemaRef ds:uri="http://schemas.openxmlformats.org/officeDocument/2006/bibliography"/>
   </ds:schemaRefs>
